--- a/курсоваяяяяя.docx
+++ b/курсоваяяяяя.docx
@@ -899,27 +899,7 @@
                 <w:sz w:val="28"/>
                 <w:szCs w:val="28"/>
               </w:rPr>
-              <w:t>ВВЕДЕН</w:t>
-            </w:r>
-            <w:r>
-              <w:rPr>
-                <w:rStyle w:val="af2"/>
-                <w:rFonts w:ascii="Times New Roman" w:hAnsi="Times New Roman" w:cs="Times New Roman"/>
-                <w:noProof/>
-                <w:sz w:val="28"/>
-                <w:szCs w:val="28"/>
-              </w:rPr>
-              <w:t>И</w:t>
-            </w:r>
-            <w:r>
-              <w:rPr>
-                <w:rStyle w:val="af2"/>
-                <w:rFonts w:ascii="Times New Roman" w:hAnsi="Times New Roman" w:cs="Times New Roman"/>
-                <w:noProof/>
-                <w:sz w:val="28"/>
-                <w:szCs w:val="28"/>
-              </w:rPr>
-              <w:t>Е</w:t>
+              <w:t>ВВЕДЕНИЕ</w:t>
             </w:r>
             <w:r>
               <w:rPr>
@@ -2294,6 +2274,11 @@
       <w:pPr>
         <w:pStyle w:val="Times"/>
       </w:pPr>
+    </w:p>
+    <w:p>
+      <w:pPr>
+        <w:pStyle w:val="Times"/>
+      </w:pPr>
       <w:bookmarkStart w:id="3" w:name="_Hlk228130814"/>
       <w:r>
         <w:t>В современном мире индустрия развлечений, в частности сегмент компьютерных клубов и киберспортивных арен, переживает стремительный рост и трансформацию. Компьютерные клубы перестали быть просто местом с доступом в интернет; сегодня это высокотехнологичные пространства для гейминга, проведения турниров и социализации. Высокая конкуренция, необходимость управления дорогостоящим оборудованием и сложным набором услуг требуют от владельцев бизнеса качественно нового подхода к управлению. Традиционные методы, основанные на «ручном» учете или использовании разрозненного программного обеспечения (электронные таблицы, простые системы бронирования), становятся неэффективными и не способны обеспечить требуемый уровень контроля и аналитики.</w:t>
@@ -2410,23 +2395,16 @@
     </w:p>
     <w:p>
       <w:pPr>
-        <w:pStyle w:val="110"/>
-        <w:keepNext w:val="0"/>
-        <w:keepLines w:val="0"/>
-        <w:pageBreakBefore/>
-        <w:widowControl w:val="0"/>
-        <w:spacing w:after="160" w:line="276" w:lineRule="auto"/>
-        <w:ind w:firstLine="0"/>
-        <w:jc w:val="center"/>
-        <w:rPr>
-          <w:rFonts w:eastAsia="Times New Roman" w:cs="Times New Roman"/>
+        <w:pStyle w:val="11"/>
+        <w:rPr>
+          <w:rFonts w:eastAsia="Times New Roman"/>
         </w:rPr>
       </w:pPr>
       <w:bookmarkStart w:id="4" w:name="_Toc198757042"/>
       <w:bookmarkEnd w:id="3"/>
       <w:r>
         <w:rPr>
-          <w:rFonts w:eastAsia="Times New Roman" w:cs="Times New Roman"/>
+          <w:rFonts w:eastAsia="Times New Roman"/>
         </w:rPr>
         <w:lastRenderedPageBreak/>
         <w:t>ГЛАВА I. ТЕОРЕТИЧЕСКАЯ ЧАСТЬ</w:t>
@@ -2441,143 +2419,119 @@
     <w:p>
       <w:pPr>
         <w:pStyle w:val="23"/>
-      </w:pPr>
-      <w:bookmarkStart w:id="5" w:name="_Toc198757043"/>
-      <w:r>
-        <w:t xml:space="preserve">1.1. </w:t>
+        <w:numPr>
+          <w:ilvl w:val="1"/>
+          <w:numId w:val="13"/>
+        </w:numPr>
+      </w:pPr>
+      <w:r>
+        <w:t>Анализ предметной области и специфика бизнес-процессов</w:t>
+      </w:r>
+      <w:r>
+        <w:t xml:space="preserve"> </w:t>
+      </w:r>
+      <w:r>
+        <w:t>компьютерного клуба</w:t>
+      </w:r>
+    </w:p>
+    <w:p>
+      <w:pPr>
+        <w:pStyle w:val="Times"/>
+      </w:pPr>
+    </w:p>
+    <w:p>
+      <w:pPr>
+        <w:pStyle w:val="Times"/>
+        <w:rPr>
+          <w:lang w:eastAsia="ru-RU"/>
+        </w:rPr>
+      </w:pPr>
+      <w:r>
+        <w:rPr>
+          <w:lang w:eastAsia="ru-RU"/>
+        </w:rPr>
+        <w:t>Компьютерный клуб представляет собой организацию, деятельность которой направлена на предоставление населению услуг доступа к высокопроизводительным игровым компьютерам, а также сопутствующих сервисов для развлечения и проведения киберспортивных мероприятий. Современный компьютерный клуб сочетает в себе функции досугового центра, киберспортивной арены и заведения общественного питания. В рамках деятельности такого клуба можно выделить несколько основных направлений, каждое из которых имеет свою специфику. К ним относятся: почасовая аренда игровых ПК для индивидуальных клиентов; продажа пакетных тарифов с фиксированным временем по сниженной цене; проведение киберспортивных турниров и локальных соревнований; реализация сопутствующих товаров и услуг, таких как напитки, закуски и аренда периферийного оборудования. Каждое из этих направлений предъявляет различные требования к учету времени, тарификации и уровню сервиса.</w:t>
+      </w:r>
+    </w:p>
+    <w:p>
+      <w:pPr>
+        <w:pStyle w:val="Times"/>
+        <w:rPr>
+          <w:lang w:eastAsia="ru-RU"/>
+        </w:rPr>
+      </w:pPr>
+      <w:r>
+        <w:rPr>
+          <w:lang w:eastAsia="ru-RU"/>
+        </w:rPr>
+        <w:t xml:space="preserve">Основу деятельности клуба составляет ряд ключевых бизнес-процессов, эффективность которых напрямую влияет на качество предоставляемых услуг и финансовый результат. Центральным процессом является управление клиентскими сессиями, которое включает в себя не только запуск и остановку рабочего времени на игровых станциях, но и постоянный мониторинг баланса для предотвращения перерасхода. Следующим важным процессом является тарификация, требующая гибкой настройки цен в зависимости от времени суток, дня недели, выбранного тарифа или статуса клиента. В компьютерном клубе, где загрузка оборудования напрямую определяет выручку, критическое значение приобретают процессы, связанные с управлением аппаратным парком. К таким процессам относятся: учет технического состояния ПК и периферии, </w:t>
+      </w:r>
+      <w:r>
+        <w:rPr>
+          <w:lang w:eastAsia="ru-RU"/>
+        </w:rPr>
+        <w:lastRenderedPageBreak/>
+        <w:t>отслеживание неисправностей, планирование обслуживания и оперативное переключение клиентов на исправные станции. Кроме того, важным элементом является управление лицевыми счетами клиентов, включающее пополнение баланса, начисление и списание бонусов, а также предоставление скидок в рамках акционных предложений. Все эти процессы взаимосвязаны и требуют согласованной работы администраторов, технического персонала и управляющего для минимизации простоев и обеспечения высокого уровня клиентского сервиса.</w:t>
+      </w:r>
+    </w:p>
+    <w:p>
+      <w:pPr>
+        <w:pStyle w:val="Times"/>
+        <w:rPr>
+          <w:lang w:eastAsia="ru-RU"/>
+        </w:rPr>
+      </w:pPr>
+      <w:r>
+        <w:rPr>
+          <w:lang w:eastAsia="ru-RU"/>
+        </w:rPr>
+        <w:t>В настоящее время многие небольшие и средние компьютерные клубы полагаются на такие методы управления, как ручной учет в журналах, использование разрозненных электронных таблиц или простейших счетчиков времени. Подобный подход приводит к появлению серьезных проблем. Администратор вынужден вручную контролировать время окончания сессий и рассчитывать стоимость, что создает очереди в часы пиковой загрузки и повышает риск ошибок. Ведение учета проданных товаров в отдельной тетради или Excel-файле не позволяет получить оперативную картину складских остатков и часто сопровождается недостачами. Отсутствие единой базы клиентов и истории их посещений делает невозможным внедрение эффективных программ лояльности и анализ поведения потребителей. Более того, использование разрозненных инструментов для управления критически важными бизнес-процессами сопряжено с высокими рисками: данные о финансовых операциях не консолидированы, доступна манипуляция с временем сессий и балансом, а отсутствие единого источника достоверной информации ведет к расхождению данных между администраторами и управляющим. Как показывает практика, попытка управлять клубом с более чем десятью игровыми станциями с помощью Excel или неспециализированного софта неизбежно ведет к снижению качества обслуживания и финансовым потерям, что показывает непригодность подобных инструментов для управления сложными и динамичными бизнес-процессами. Таким образом, выявленные проблемы обосновывают необходимость внедрения специализированной информационной системы на платформе</w:t>
+      </w:r>
+      <w:r>
+        <w:rPr>
+          <w:lang w:eastAsia="ru-RU"/>
+        </w:rPr>
+        <w:t xml:space="preserve"> </w:t>
+      </w:r>
+      <w:r>
+        <w:rPr>
+          <w:lang w:eastAsia="ru-RU"/>
+        </w:rPr>
+        <w:lastRenderedPageBreak/>
+        <w:t>«1</w:t>
+      </w:r>
+      <w:proofErr w:type="gramStart"/>
+      <w:r>
+        <w:rPr>
+          <w:lang w:eastAsia="ru-RU"/>
+        </w:rPr>
+        <w:t>С:Предприятие</w:t>
+      </w:r>
+      <w:proofErr w:type="gramEnd"/>
+      <w:r>
+        <w:rPr>
+          <w:lang w:eastAsia="ru-RU"/>
+        </w:rPr>
+        <w:t>», способной автоматизировать ключевые бизнес-процессы компьютерного клуба и обеспечить их сквозной учет.</w:t>
+      </w:r>
+    </w:p>
+    <w:p>
+      <w:pPr>
+        <w:pStyle w:val="Times"/>
+        <w:rPr>
+          <w:lang w:eastAsia="ru-RU"/>
+        </w:rPr>
+      </w:pPr>
+    </w:p>
+    <w:p>
+      <w:pPr>
+        <w:pStyle w:val="23"/>
+      </w:pPr>
+      <w:bookmarkStart w:id="5" w:name="_Toc198757044"/>
+      <w:r>
+        <w:t xml:space="preserve">1.2. </w:t>
       </w:r>
       <w:bookmarkEnd w:id="5"/>
-      <w:r>
-        <w:t>Анализ предметной области и специфика бизнес-процессов</w:t>
-      </w:r>
-      <w:r>
-        <w:t xml:space="preserve"> </w:t>
-      </w:r>
-      <w:r>
-        <w:t>компьютерного клуба</w:t>
-      </w:r>
-    </w:p>
-    <w:p>
-      <w:pPr>
-        <w:pStyle w:val="Times"/>
-        <w:rPr>
-          <w:lang w:eastAsia="ru-RU"/>
-        </w:rPr>
-      </w:pPr>
-      <w:r>
-        <w:rPr>
-          <w:lang w:eastAsia="ru-RU"/>
-        </w:rPr>
-        <w:t>Компьютерный клуб представляет собой организацию, деятельность которой направлена на предоставление населению услуг доступа к высокопроизводительным игровым компьютерам, а также сопутствующих сервисов для развлечения и проведения киберспортивных мероприятий. Современный компьютерный клуб сочетает в себе функции досугового центра, киберспортивной арены и заведения общественного питания. В рамках деятельности такого клуба можно выделить несколько основных направлений, каждое из которых имеет свою специфику. К ним относятся: почасовая аренда игровых ПК для индивидуальных клиентов; продажа пакетных тарифов с фиксированным временем по сниженной цене; проведение киберспортивных турниров и локальных соревнований; реализация сопутствующих товаров и услуг, таких как напитки, закуски и аренда периферийного оборудования. Каждое из этих направлений предъявляет различные требования к учету времени, тарификации и уровню сервиса.</w:t>
-      </w:r>
-    </w:p>
-    <w:p>
-      <w:pPr>
-        <w:pStyle w:val="Times"/>
-        <w:rPr>
-          <w:lang w:eastAsia="ru-RU"/>
-        </w:rPr>
-      </w:pPr>
-      <w:r>
-        <w:rPr>
-          <w:lang w:eastAsia="ru-RU"/>
-        </w:rPr>
-        <w:t xml:space="preserve">Основу деятельности клуба составляет ряд ключевых бизнес-процессов, эффективность которых напрямую влияет на качество предоставляемых услуг и финансовый результат. Центральным процессом является управление клиентскими сессиями, которое включает в себя не только запуск и остановку рабочего времени на игровых станциях, но и постоянный мониторинг баланса для предотвращения перерасхода. Следующим важным процессом является тарификация, требующая гибкой настройки цен в зависимости от времени суток, дня недели, выбранного тарифа или статуса клиента. В компьютерном клубе, где загрузка оборудования напрямую определяет выручку, критическое значение приобретают процессы, связанные с управлением аппаратным парком. К таким процессам относятся: учет технического состояния ПК и периферии, отслеживание неисправностей, планирование обслуживания и оперативное </w:t>
-      </w:r>
-      <w:r>
-        <w:rPr>
-          <w:lang w:eastAsia="ru-RU"/>
-        </w:rPr>
-        <w:lastRenderedPageBreak/>
-        <w:t>переключение клиентов на исправные станции. Кроме того, важным элементом является управление лицевыми счетами клиентов, включающее пополнение баланса, начисление и списание бонусов, а также предоставление скидок в рамках акционных предложений. Все эти процессы взаимосвязаны и требуют согласованной работы администраторов, технического персонала и управляющего для минимизации простоев и обеспечения высокого уровня клиентского сервиса.</w:t>
-      </w:r>
-    </w:p>
-    <w:p>
-      <w:pPr>
-        <w:pStyle w:val="Times"/>
-        <w:rPr>
-          <w:lang w:eastAsia="ru-RU"/>
-        </w:rPr>
-      </w:pPr>
-      <w:r>
-        <w:rPr>
-          <w:lang w:eastAsia="ru-RU"/>
-        </w:rPr>
-        <w:t>В настоящее время многие небольшие и средние компьютерные клубы полагаются на такие методы управления, как ручной учет в журналах, использование разрозненных электронных таблиц или простейших счетчиков времени. Подобный подход приводит к появлению серьезных проблем. Администратор вынужден вручную контролировать время окончания сессий и рассчитывать стоимость, что создает очереди в часы пиковой загрузки и повышает риск ошибок. Ведение учета проданных товаров в отдельной тетради или Excel-файле не позволяет получить оперативную картину складских остатков и часто сопровождается недостачами. Отсутствие единой базы клиентов и истории их посещений делает невозможным внедрение эффективных программ лояльности и анализ поведения потребителей. Более того, использование разрозненных инструментов для управления критически важными бизнес-процессами сопряжено с высокими рисками: данные о финансовых операциях не консолидированы, доступна манипуляция с временем сессий и балансом, а отсутствие единого источника достоверной информации ведет к расхождению данных между администраторами и управляющим. Как показывает практика, попытка управлять клубом с более чем десятью игровыми станциями с помощью Excel или неспециализированного софта неизбежно ведет к снижению качества обслуживания и финансовым потерям, что показывает непригодность подобных инструментов для управления сложными и динамичными бизнес-процессами. Таким образом, выявленные проблемы обосновывают необходимость внедрения специализированной</w:t>
-      </w:r>
-      <w:r>
-        <w:rPr>
-          <w:lang w:eastAsia="ru-RU"/>
-        </w:rPr>
-        <w:t xml:space="preserve"> </w:t>
-      </w:r>
-      <w:r>
-        <w:rPr>
-          <w:lang w:eastAsia="ru-RU"/>
-        </w:rPr>
-        <w:t>информационной системы на</w:t>
-      </w:r>
-      <w:r>
-        <w:rPr>
-          <w:lang w:eastAsia="ru-RU"/>
-        </w:rPr>
-        <w:t xml:space="preserve"> </w:t>
-      </w:r>
-      <w:r>
-        <w:rPr>
-          <w:lang w:eastAsia="ru-RU"/>
-        </w:rPr>
-        <w:t>платформе</w:t>
-      </w:r>
-      <w:r>
-        <w:rPr>
-          <w:lang w:eastAsia="ru-RU"/>
-        </w:rPr>
-        <w:t xml:space="preserve"> </w:t>
-      </w:r>
-      <w:r>
-        <w:rPr>
-          <w:lang w:eastAsia="ru-RU"/>
-        </w:rPr>
-        <w:br/>
-      </w:r>
-      <w:r>
-        <w:rPr>
-          <w:lang w:eastAsia="ru-RU"/>
-        </w:rPr>
-        <w:lastRenderedPageBreak/>
-        <w:t>«1С: Предприятие»,</w:t>
-      </w:r>
-      <w:r>
-        <w:rPr>
-          <w:lang w:eastAsia="ru-RU"/>
-        </w:rPr>
-        <w:t xml:space="preserve"> </w:t>
-      </w:r>
-      <w:r>
-        <w:rPr>
-          <w:lang w:eastAsia="ru-RU"/>
-        </w:rPr>
-        <w:t>способной автоматизировать ключевые бизнес-процессы компьютерного клуба и обеспечить их сквозной учет.</w:t>
-      </w:r>
-    </w:p>
-    <w:p>
-      <w:pPr>
-        <w:pStyle w:val="Times"/>
-        <w:rPr>
-          <w:lang w:eastAsia="ru-RU"/>
-        </w:rPr>
-      </w:pPr>
-    </w:p>
-    <w:p>
-      <w:pPr>
-        <w:pStyle w:val="23"/>
-      </w:pPr>
-      <w:bookmarkStart w:id="6" w:name="_Toc198757044"/>
-      <w:r>
-        <w:t xml:space="preserve">1.2. </w:t>
-      </w:r>
-      <w:bookmarkEnd w:id="6"/>
       <w:r>
         <w:t>Обзор и сравнительный анализ существующих систем автоматизации в сфере компьютерных клубов и управления игровыми залами</w:t>
       </w:r>
@@ -2742,11 +2696,11 @@
       <w:pPr>
         <w:pStyle w:val="23"/>
       </w:pPr>
-      <w:bookmarkStart w:id="7" w:name="_Toc198757045"/>
+      <w:bookmarkStart w:id="6" w:name="_Toc198757045"/>
       <w:r>
         <w:t xml:space="preserve">1.3. </w:t>
       </w:r>
-      <w:bookmarkEnd w:id="7"/>
+      <w:bookmarkEnd w:id="6"/>
       <w:r>
         <w:t>Обоснование выбора платформы «1С: Предприятие» в качестве инструмента разработки</w:t>
       </w:r>
@@ -2785,7 +2739,13 @@
         <w:pStyle w:val="Times"/>
       </w:pPr>
       <w:r>
-        <w:t>Крайне важным фактором, обусловившим выбор платформы «1С: Предприятие», является её полное соответствие требованиям российского бухгалтерского и налогового законодательства. Для любой организации, ведущей коммерческую деятельность на территории Российской Федерации, корректное ведение регламентированного учета является строго обязательным условием. Платформа «1С: Предприятие» изначально проектировалась с учетом российской специфики учета, и все типовые конфигурации, а также сама платформа, содержат встроенные механизмы для ведения бухгалтерского и налогового учета в соответствии с текущими нормативными актами. Регламентированный учет в системе — это учет, правила ведения которого определены законодательно и закреплены в учетной политике предприятия. Использование «1С: Предприятие» гарантирует, что разрабатываемая специализированная конфигурация сможет интегрироваться с существующими механизмами учета, обеспечивая автоматическое формирование проводок, регистров налогового учета и регламентированной отчетности. Это избавляет от необходимости вести двойной учет или тратить значительные ресурсы на ручное сопоставление данных между оперативной системой управления клубом и системой бухгалтерского учета.</w:t>
+        <w:t xml:space="preserve">Крайне важным фактором, обусловившим выбор платформы «1С: Предприятие», является её полное соответствие требованиям российского бухгалтерского и налогового законодательства. Для любой организации, ведущей коммерческую деятельность на территории Российской Федерации, корректное ведение регламентированного учета является строго обязательным условием. Платформа «1С: Предприятие» изначально проектировалась с учетом российской специфики учета, и все типовые конфигурации, а также сама платформа, содержат встроенные механизмы для ведения бухгалтерского и налогового учета в соответствии с текущими нормативными актами. Регламентированный учет в системе </w:t>
+      </w:r>
+      <w:r>
+        <w:t xml:space="preserve">– это </w:t>
+      </w:r>
+      <w:r>
+        <w:t>учет, правила ведения которого определены законодательно и закреплены в учетной политике предприятия. Использование «1С: Предприятие» гарантирует, что разрабатываемая специализированная конфигурация сможет интегрироваться с существующими механизмами учета, обеспечивая автоматическое формирование проводок, регистров налогового учета и регламентированной отчетности. Это избавляет от необходимости вести двойной учет или тратить значительные ресурсы на ручное сопоставление данных между оперативной системой управления клубом и системой бухгалтерского учета.</w:t>
       </w:r>
     </w:p>
     <w:p>
@@ -2817,116 +2777,127 @@
         <w:widowControl w:val="0"/>
         <w:ind w:firstLine="0"/>
       </w:pPr>
-      <w:bookmarkStart w:id="8" w:name="_Toc198757047"/>
+      <w:bookmarkStart w:id="7" w:name="_Toc198757047"/>
       <w:r>
         <w:lastRenderedPageBreak/>
         <w:t>ГЛАВА II. ПРАКТИЧЕСКАЯ ЧАСТЬ:</w:t>
       </w:r>
+      <w:bookmarkEnd w:id="7"/>
+    </w:p>
+    <w:p>
+      <w:pPr>
+        <w:pStyle w:val="Times"/>
+      </w:pPr>
+    </w:p>
+    <w:p>
+      <w:pPr>
+        <w:pStyle w:val="23"/>
+        <w:rPr>
+          <w:rFonts w:eastAsiaTheme="majorEastAsia"/>
+        </w:rPr>
+      </w:pPr>
+      <w:bookmarkStart w:id="8" w:name="_Toc198757048"/>
+      <w:r>
+        <w:rPr>
+          <w:rFonts w:eastAsiaTheme="majorEastAsia"/>
+        </w:rPr>
+        <w:t xml:space="preserve">2.1. </w:t>
+      </w:r>
       <w:bookmarkEnd w:id="8"/>
-    </w:p>
-    <w:p>
-      <w:pPr>
-        <w:pStyle w:val="Times"/>
-      </w:pPr>
-    </w:p>
-    <w:p>
-      <w:pPr>
-        <w:pStyle w:val="23"/>
-      </w:pPr>
-      <w:bookmarkStart w:id="9" w:name="_Toc198757048"/>
       <w:r>
         <w:rPr>
           <w:rFonts w:eastAsiaTheme="majorEastAsia"/>
         </w:rPr>
-        <w:t>2.1. Проектирование структуры информационной системы</w:t>
-      </w:r>
-      <w:bookmarkEnd w:id="9"/>
-    </w:p>
-    <w:p>
-      <w:pPr>
-        <w:pStyle w:val="Times"/>
-      </w:pPr>
-    </w:p>
-    <w:p>
-      <w:pPr>
-        <w:pStyle w:val="23"/>
-      </w:pPr>
-      <w:bookmarkStart w:id="10" w:name="_Toc198757049"/>
-      <w:r>
-        <w:rPr>
-          <w:rFonts w:eastAsiaTheme="majorEastAsia"/>
-        </w:rPr>
-        <w:t xml:space="preserve">2.2. </w:t>
-      </w:r>
-      <w:bookmarkEnd w:id="10"/>
-      <w:r>
-        <w:rPr>
-          <w:rFonts w:eastAsiaTheme="majorEastAsia"/>
-        </w:rPr>
-        <w:t>Разработка</w:t>
-      </w:r>
-    </w:p>
-    <w:p>
-      <w:pPr>
-        <w:pStyle w:val="Times"/>
-      </w:pPr>
-      <w:r>
-        <w:t>Реализация справочной части системы началась с создания сложной иерархической структуры номенклатуры, учитывающей специфику японской кухни. Верхний уровень иерархии включал такие группы как "Сырье и ингредиенты", "Полуфабрикаты", "Готовые блюда", "Напитки" и "Сопутствующие товары". Каждая группа была детализирована до нескольких уровней вложенности - например, группа "Сырье и ингредиенты" содержала подгруппы "Рыба и морепродукты", "Рис и крупы", "Овощи", "Соусы и приправы".</w:t>
-      </w:r>
-    </w:p>
-    <w:p>
-      <w:pPr>
-        <w:pStyle w:val="Times"/>
-      </w:pPr>
-      <w:r>
-        <w:t>Для каждого элемента номенклатуры были настроены расширенные реквизиты, включающие не только базовые параметры (артикул, единицы измерения), но и специальные атрибуты, важные для ресторанного бизнеса. К ним относятся: срок годности, условия хранения, минимальный остаток для заказа, сезонность спроса, пищевая ценность и аллергены. Особое внимание уделялось настройке единиц измерения с возможностью автоматического пересчета между штуками, килограммами, литрами и упаковками.</w:t>
-      </w:r>
-    </w:p>
-    <w:p>
-      <w:pPr>
-        <w:pStyle w:val="Times"/>
-      </w:pPr>
-      <w:r>
-        <w:t>Справочник рецептур был реализован как сложный объект, содержащий не только перечень ингредиентов с нормами закладки, но и технологические карты приготовления, включающие последовательность операций, время выполнения, требования к оборудованию и квалификации персонала. Для каждого блюда предусмотрена возможность указания нескольких вариантов рецептур (стандартная, праздничная, эконом-версия), что позволяет гибко управлять себестоимостью в зависимости от ситуации.</w:t>
-      </w:r>
-    </w:p>
-    <w:p>
-      <w:pPr>
-        <w:pStyle w:val="Times"/>
-      </w:pPr>
-      <w:r>
-        <w:t>1. Справочники:</w:t>
-      </w:r>
-    </w:p>
-    <w:p>
-      <w:pPr>
-        <w:pStyle w:val="Times"/>
-      </w:pPr>
-      <w:r>
-        <w:t xml:space="preserve">Справочники </w:t>
-      </w:r>
-      <w:r>
-        <w:t>"Номенклатура"</w:t>
-      </w:r>
-      <w:r>
-        <w:t>.</w:t>
-      </w:r>
-    </w:p>
-    <w:p>
-      <w:pPr>
-        <w:pStyle w:val="Times"/>
+        <w:t>Проектирование нормативно-справочной информации и объектной модели</w:t>
+      </w:r>
+    </w:p>
+    <w:p>
+      <w:pPr>
+        <w:pStyle w:val="Times"/>
+      </w:pPr>
+    </w:p>
+    <w:p>
+      <w:pPr>
+        <w:pStyle w:val="Times"/>
+      </w:pPr>
+      <w:r>
+        <w:t>Справочники обеспечивают хранение условно-постоянных данных, необходимых для описания объектов предметной области, их классификации и взаимосвязей. В рамках разработки конфигурации для компьютерного клуба был спроектирован и реализован ряд взаимосвязанных справочников, перечислений, а также определены ключевые реквизиты, отражающие специфику деятельности организации.</w:t>
+      </w:r>
+    </w:p>
+    <w:p>
+      <w:pPr>
+        <w:pStyle w:val="Times"/>
+      </w:pPr>
+      <w:r>
+        <w:t xml:space="preserve">Разработанная структура справочников охватывает все основные сущности, участвующие в бизнес-процессах компьютерного клуба. В первую очередь был создан справочник «Клиенты», предназначенный для ведения базы данных посетителей клуба. В его реквизитный состав включены поля, необходимые для идентификации личности и поддержания коммуникации: Фамилия (строка), Имя (строка), Отчество (строка), </w:t>
+      </w:r>
+      <w:proofErr w:type="spellStart"/>
+      <w:r>
+        <w:t>ДатаРождения</w:t>
+      </w:r>
+      <w:proofErr w:type="spellEnd"/>
+      <w:r>
+        <w:t xml:space="preserve"> (дата), </w:t>
+      </w:r>
+      <w:proofErr w:type="spellStart"/>
+      <w:r>
+        <w:t>КонтактныйТелефон</w:t>
+      </w:r>
+      <w:proofErr w:type="spellEnd"/>
+      <w:r>
+        <w:t xml:space="preserve"> (строка), </w:t>
+      </w:r>
+      <w:proofErr w:type="spellStart"/>
+      <w:r>
+        <w:t>АдресЭлектроннойПочты</w:t>
+      </w:r>
+      <w:proofErr w:type="spellEnd"/>
+      <w:r>
+        <w:t xml:space="preserve"> (строка). Кроме того, для реализации программ лояльности добавлен реквизит </w:t>
+      </w:r>
+      <w:proofErr w:type="spellStart"/>
+      <w:r>
+        <w:t>СтатусКлиента</w:t>
+      </w:r>
+      <w:proofErr w:type="spellEnd"/>
+      <w:r>
+        <w:t>, связанный с перечислением «</w:t>
+      </w:r>
+      <w:proofErr w:type="spellStart"/>
+      <w:r>
+        <w:t>СтатусыКлиентов</w:t>
+      </w:r>
+      <w:proofErr w:type="spellEnd"/>
+      <w:r>
+        <w:t xml:space="preserve">» (значения: Базовый, Постоянный, VIP), а для накопления статистики </w:t>
+      </w:r>
+      <w:r>
+        <w:t>–</w:t>
+      </w:r>
+      <w:r>
+        <w:t xml:space="preserve"> числовые поля </w:t>
+      </w:r>
+      <w:proofErr w:type="spellStart"/>
+      <w:r>
+        <w:t>КоличествоПосещений</w:t>
+      </w:r>
+      <w:proofErr w:type="spellEnd"/>
+      <w:r>
+        <w:t xml:space="preserve"> и Баланс (число). Данный справочник представлен на рисунке 2.1.</w:t>
+      </w:r>
+    </w:p>
+    <w:p>
+      <w:pPr>
+        <w:pStyle w:val="Times"/>
+        <w:ind w:firstLine="0"/>
         <w:jc w:val="center"/>
       </w:pPr>
       <w:r>
-        <w:rPr>
-          <w:noProof/>
-        </w:rPr>
-        <w:lastRenderedPageBreak/>
         <w:drawing>
-          <wp:inline distT="0" distB="0" distL="0" distR="0" wp14:anchorId="40E4D54E" wp14:editId="25D7FA3D">
-            <wp:extent cx="2781300" cy="1790700"/>
+          <wp:inline distT="0" distB="0" distL="0" distR="0" wp14:anchorId="75C82B04" wp14:editId="1FF6F8B5">
+            <wp:extent cx="1965960" cy="1811911"/>
             <wp:effectExtent l="0" t="0" r="0" b="0"/>
-            <wp:docPr id="1459986087" name="Рисунок 1" descr="Изображение выглядит как текст, снимок экрана, Шрифт, число&#10;&#10;Контент, сгенерированный ИИ, может содержать ошибки."/>
+            <wp:docPr id="3" name="Рисунок 3"/>
             <wp:cNvGraphicFramePr>
               <a:graphicFrameLocks xmlns:a="http://schemas.openxmlformats.org/drawingml/2006/main" noChangeAspect="1"/>
             </wp:cNvGraphicFramePr>
@@ -2934,7 +2905,7 @@
               <a:graphicData uri="http://schemas.openxmlformats.org/drawingml/2006/picture">
                 <pic:pic xmlns:pic="http://schemas.openxmlformats.org/drawingml/2006/picture">
                   <pic:nvPicPr>
-                    <pic:cNvPr id="1459986087" name="Рисунок 1" descr="Изображение выглядит как текст, снимок экрана, Шрифт, число&#10;&#10;Контент, сгенерированный ИИ, может содержать ошибки."/>
+                    <pic:cNvPr id="1" name=""/>
                     <pic:cNvPicPr/>
                   </pic:nvPicPr>
                   <pic:blipFill>
@@ -2946,7 +2917,7 @@
                   <pic:spPr>
                     <a:xfrm>
                       <a:off x="0" y="0"/>
-                      <a:ext cx="2784217" cy="1792578"/>
+                      <a:ext cx="1982088" cy="1826775"/>
                     </a:xfrm>
                     <a:prstGeom prst="rect">
                       <a:avLst/>
@@ -2962,118 +2933,635 @@
     <w:p>
       <w:pPr>
         <w:pStyle w:val="Times"/>
-        <w:spacing w:after="120"/>
+        <w:ind w:firstLine="0"/>
         <w:jc w:val="center"/>
-        <w:rPr>
-          <w:sz w:val="24"/>
-          <w:szCs w:val="24"/>
-        </w:rPr>
-      </w:pPr>
-      <w:r>
-        <w:rPr>
-          <w:sz w:val="24"/>
-          <w:szCs w:val="24"/>
-        </w:rPr>
-        <w:t>Рисунок 1 - Справочники "Номенклатура".</w:t>
-      </w:r>
-    </w:p>
-    <w:p>
-      <w:pPr>
-        <w:pStyle w:val="Times"/>
-      </w:pPr>
-      <w:r>
-        <w:t>Реквизиты:</w:t>
-      </w:r>
-    </w:p>
-    <w:p>
-      <w:pPr>
-        <w:pStyle w:val="Times"/>
-        <w:ind w:left="708"/>
-      </w:pPr>
-      <w:r>
-        <w:t xml:space="preserve">— </w:t>
-      </w:r>
-      <w:r>
-        <w:t>"</w:t>
-      </w:r>
-      <w:proofErr w:type="spellStart"/>
-      <w:r>
-        <w:t>НаименованиеПродуктов</w:t>
-      </w:r>
-      <w:proofErr w:type="spellEnd"/>
-      <w:r>
-        <w:t>" (</w:t>
-      </w:r>
-      <w:r>
-        <w:t xml:space="preserve">Тип: </w:t>
-      </w:r>
-      <w:r>
-        <w:t>Строка)</w:t>
-      </w:r>
-      <w:r>
-        <w:t>;</w:t>
-      </w:r>
-    </w:p>
-    <w:p>
-      <w:pPr>
-        <w:pStyle w:val="Times"/>
-        <w:ind w:left="708"/>
-      </w:pPr>
-      <w:r>
-        <w:t xml:space="preserve">— </w:t>
-      </w:r>
-      <w:r>
-        <w:t>"Артикул" (</w:t>
-      </w:r>
-      <w:r>
-        <w:t xml:space="preserve">Тип: </w:t>
-      </w:r>
-      <w:r>
-        <w:t>Строка)</w:t>
-      </w:r>
-      <w:r>
-        <w:t>;</w:t>
-      </w:r>
-    </w:p>
-    <w:p>
-      <w:pPr>
-        <w:pStyle w:val="Times"/>
-        <w:ind w:left="708"/>
-      </w:pPr>
-      <w:r>
-        <w:t xml:space="preserve">— </w:t>
-      </w:r>
-      <w:r>
-        <w:t>"</w:t>
-      </w:r>
-      <w:proofErr w:type="spellStart"/>
-      <w:r>
-        <w:t>ПолноеНаименование</w:t>
-      </w:r>
-      <w:proofErr w:type="spellEnd"/>
-      <w:r>
-        <w:t>" (</w:t>
-      </w:r>
-      <w:r>
-        <w:t xml:space="preserve">Тип: </w:t>
-      </w:r>
-      <w:r>
-        <w:t>Строка)</w:t>
-      </w:r>
-      <w:r>
-        <w:t>.</w:t>
-      </w:r>
-    </w:p>
-    <w:p>
-      <w:pPr>
-        <w:pStyle w:val="Times"/>
-      </w:pPr>
-      <w:r>
-        <w:t>Здесь хранится вся информация о продуктах: названия (короткое и полное), артикулы. Для сложных блюд есть состав - какие ингредиенты и в каком количестве нужны. Например, для роллов "Филадельфия" указано: рис 100г, лосось 50г и т.д.</w:t>
-      </w:r>
+      </w:pPr>
+      <w:r>
+        <w:t xml:space="preserve">Рисунок 2.1. Структура справочника </w:t>
+      </w:r>
+      <w:r>
+        <w:t>Клиенты</w:t>
+      </w:r>
+    </w:p>
+    <w:p>
+      <w:pPr>
+        <w:pStyle w:val="Times"/>
+      </w:pPr>
+      <w:r>
+        <w:lastRenderedPageBreak/>
+        <w:t>Следующая группа справочников описывает игровые станции и их классификацию. Справочники «</w:t>
+      </w:r>
+      <w:proofErr w:type="spellStart"/>
+      <w:r>
+        <w:t>ТипыИгровыхСтанций</w:t>
+      </w:r>
+      <w:proofErr w:type="spellEnd"/>
+      <w:r>
+        <w:t>» и «</w:t>
+      </w:r>
+      <w:proofErr w:type="spellStart"/>
+      <w:r>
+        <w:t>ТарифныеПланы</w:t>
+      </w:r>
+      <w:proofErr w:type="spellEnd"/>
+      <w:r>
+        <w:t>» имеют простую структуру и содержат только реквизит Наименование, что обеспечивает удобство ведения перечня категорий оборудования и тарифов. Для более детального описания компьютеров клуба создан справочник «</w:t>
+      </w:r>
+      <w:proofErr w:type="spellStart"/>
+      <w:r>
+        <w:t>ИгровыеСтанции</w:t>
+      </w:r>
+      <w:proofErr w:type="spellEnd"/>
+      <w:r>
+        <w:t xml:space="preserve">», который будет подробно рассмотрен далее. Важным элементом классификации является справочник «Тарифы», позволяющий разграничивать стоимость услуг по времени суток, типу клиента и продолжительности сессии; в его состав входит стандартный реквизит Наименование и реквизит </w:t>
+      </w:r>
+      <w:proofErr w:type="spellStart"/>
+      <w:r>
+        <w:t>БазоваяСтоимостьЧаса</w:t>
+      </w:r>
+      <w:proofErr w:type="spellEnd"/>
+      <w:r>
+        <w:t xml:space="preserve"> с типом число (Рис. 2.2). Дополнительно в справочник «Тарифы» добавлен реквизит </w:t>
+      </w:r>
+      <w:proofErr w:type="spellStart"/>
+      <w:r>
+        <w:t>ТипТарифа</w:t>
+      </w:r>
+      <w:proofErr w:type="spellEnd"/>
+      <w:r>
+        <w:t>, связанный с перечислением «</w:t>
+      </w:r>
+      <w:proofErr w:type="spellStart"/>
+      <w:r>
+        <w:t>ТипыТарифов</w:t>
+      </w:r>
+      <w:proofErr w:type="spellEnd"/>
+      <w:r>
+        <w:t>» (значения: Почасовой, Пакетный, Ночной, Студенческий).</w:t>
+      </w:r>
+    </w:p>
+    <w:p>
+      <w:pPr>
+        <w:pStyle w:val="Times"/>
+        <w:ind w:firstLine="0"/>
+        <w:jc w:val="center"/>
+      </w:pPr>
+      <w:r>
+        <w:drawing>
+          <wp:inline distT="0" distB="0" distL="0" distR="0" wp14:anchorId="06D3A28E" wp14:editId="000FE33A">
+            <wp:extent cx="2800741" cy="1105054"/>
+            <wp:effectExtent l="0" t="0" r="0" b="0"/>
+            <wp:docPr id="4" name="Рисунок 4"/>
+            <wp:cNvGraphicFramePr>
+              <a:graphicFrameLocks xmlns:a="http://schemas.openxmlformats.org/drawingml/2006/main" noChangeAspect="1"/>
+            </wp:cNvGraphicFramePr>
+            <a:graphic xmlns:a="http://schemas.openxmlformats.org/drawingml/2006/main">
+              <a:graphicData uri="http://schemas.openxmlformats.org/drawingml/2006/picture">
+                <pic:pic xmlns:pic="http://schemas.openxmlformats.org/drawingml/2006/picture">
+                  <pic:nvPicPr>
+                    <pic:cNvPr id="1" name=""/>
+                    <pic:cNvPicPr/>
+                  </pic:nvPicPr>
+                  <pic:blipFill>
+                    <a:blip r:embed="rId10"/>
+                    <a:stretch>
+                      <a:fillRect/>
+                    </a:stretch>
+                  </pic:blipFill>
+                  <pic:spPr>
+                    <a:xfrm>
+                      <a:off x="0" y="0"/>
+                      <a:ext cx="2800741" cy="1105054"/>
+                    </a:xfrm>
+                    <a:prstGeom prst="rect">
+                      <a:avLst/>
+                    </a:prstGeom>
+                  </pic:spPr>
+                </pic:pic>
+              </a:graphicData>
+            </a:graphic>
+          </wp:inline>
+        </w:drawing>
+      </w:r>
+    </w:p>
+    <w:p>
+      <w:pPr>
+        <w:pStyle w:val="Times"/>
+        <w:ind w:firstLine="0"/>
+        <w:jc w:val="center"/>
+      </w:pPr>
+      <w:r>
+        <w:t>Рисунок 2.</w:t>
+      </w:r>
+      <w:r>
+        <w:t>2</w:t>
+      </w:r>
+      <w:r>
+        <w:t xml:space="preserve">. Структура справочника </w:t>
+      </w:r>
+      <w:r>
+        <w:t>Тарифы</w:t>
+      </w:r>
+    </w:p>
+    <w:p>
+      <w:pPr>
+        <w:pStyle w:val="Times"/>
+      </w:pPr>
+      <w:r>
+        <w:t>Для учета инфраструктуры, на которой предоставляются услуги, разработан справочник «</w:t>
+      </w:r>
+      <w:proofErr w:type="spellStart"/>
+      <w:r>
+        <w:t>ИгровыеЗалы</w:t>
+      </w:r>
+      <w:proofErr w:type="spellEnd"/>
+      <w:r>
+        <w:t>». Его реквизитный состав включает в себя такие важные параметры, как Наименование (строка), Вместимость (число), Ответственный (</w:t>
+      </w:r>
+      <w:proofErr w:type="spellStart"/>
+      <w:r>
+        <w:t>СправочникСсылка.Сотрудники</w:t>
+      </w:r>
+      <w:proofErr w:type="spellEnd"/>
+      <w:r>
+        <w:t xml:space="preserve">) и </w:t>
+      </w:r>
+      <w:proofErr w:type="spellStart"/>
+      <w:r>
+        <w:t>СтатусЗала</w:t>
+      </w:r>
+      <w:proofErr w:type="spellEnd"/>
+      <w:r>
+        <w:t xml:space="preserve"> (</w:t>
+      </w:r>
+      <w:proofErr w:type="spellStart"/>
+      <w:r>
+        <w:t>ПеречислениеСсылка.СтатусыЗалов</w:t>
+      </w:r>
+      <w:proofErr w:type="spellEnd"/>
+      <w:r>
+        <w:t>), структура данного справочника приведена на рисунке 2.3. Для ведения информации о поставщиках товаров и персонале клуба служат справочники «Контрагенты» и «Сотрудники».</w:t>
+      </w:r>
+    </w:p>
+    <w:p>
+      <w:pPr>
+        <w:pStyle w:val="Times"/>
+        <w:ind w:firstLine="0"/>
+        <w:jc w:val="center"/>
+      </w:pPr>
+      <w:r>
+        <w:drawing>
+          <wp:inline distT="0" distB="0" distL="0" distR="0" wp14:anchorId="3E9201DC" wp14:editId="025E222D">
+            <wp:extent cx="2143424" cy="1105054"/>
+            <wp:effectExtent l="0" t="0" r="9525" b="0"/>
+            <wp:docPr id="7" name="Рисунок 7"/>
+            <wp:cNvGraphicFramePr>
+              <a:graphicFrameLocks xmlns:a="http://schemas.openxmlformats.org/drawingml/2006/main" noChangeAspect="1"/>
+            </wp:cNvGraphicFramePr>
+            <a:graphic xmlns:a="http://schemas.openxmlformats.org/drawingml/2006/main">
+              <a:graphicData uri="http://schemas.openxmlformats.org/drawingml/2006/picture">
+                <pic:pic xmlns:pic="http://schemas.openxmlformats.org/drawingml/2006/picture">
+                  <pic:nvPicPr>
+                    <pic:cNvPr id="1" name=""/>
+                    <pic:cNvPicPr/>
+                  </pic:nvPicPr>
+                  <pic:blipFill>
+                    <a:blip r:embed="rId11"/>
+                    <a:stretch>
+                      <a:fillRect/>
+                    </a:stretch>
+                  </pic:blipFill>
+                  <pic:spPr>
+                    <a:xfrm>
+                      <a:off x="0" y="0"/>
+                      <a:ext cx="2143424" cy="1105054"/>
+                    </a:xfrm>
+                    <a:prstGeom prst="rect">
+                      <a:avLst/>
+                    </a:prstGeom>
+                  </pic:spPr>
+                </pic:pic>
+              </a:graphicData>
+            </a:graphic>
+          </wp:inline>
+        </w:drawing>
+      </w:r>
+    </w:p>
+    <w:p>
+      <w:pPr>
+        <w:spacing w:after="0" w:line="360" w:lineRule="auto"/>
+        <w:jc w:val="center"/>
+        <w:rPr>
+          <w:rFonts w:ascii="Times New Roman" w:hAnsi="Times New Roman" w:cs="Times New Roman"/>
+          <w:sz w:val="28"/>
+          <w:szCs w:val="28"/>
+        </w:rPr>
+      </w:pPr>
+      <w:r>
+        <w:rPr>
+          <w:rFonts w:ascii="Times New Roman" w:hAnsi="Times New Roman" w:cs="Times New Roman"/>
+          <w:sz w:val="28"/>
+          <w:szCs w:val="28"/>
+        </w:rPr>
+        <w:t xml:space="preserve">Рисунок 2.2. Структура справочника Игровые </w:t>
+      </w:r>
+      <w:r>
+        <w:rPr>
+          <w:rFonts w:ascii="Times New Roman" w:hAnsi="Times New Roman" w:cs="Times New Roman"/>
+          <w:sz w:val="28"/>
+          <w:szCs w:val="28"/>
+        </w:rPr>
+        <w:t>залы</w:t>
+      </w:r>
+    </w:p>
+    <w:p>
+      <w:pPr>
+        <w:pStyle w:val="Times"/>
+      </w:pPr>
+      <w:r>
+        <w:lastRenderedPageBreak/>
+        <w:t>Реализация справочника «</w:t>
+      </w:r>
+      <w:proofErr w:type="spellStart"/>
+      <w:r>
+        <w:t>ИгровыеСтанции</w:t>
+      </w:r>
+      <w:proofErr w:type="spellEnd"/>
+      <w:r>
+        <w:t xml:space="preserve">» демонстрирует применение программной логики для автоматизации рутинных операций и обеспечения целостности данных. Данный справочник агрегирует информацию о конкретном компьютере, связывая его с ранее описанными сущностями. Структура его реквизитов включает: </w:t>
+      </w:r>
+      <w:proofErr w:type="spellStart"/>
+      <w:r>
+        <w:t>ТипСтанции</w:t>
+      </w:r>
+      <w:proofErr w:type="spellEnd"/>
       <w:r>
         <w:t xml:space="preserve"> </w:t>
       </w:r>
+      <w:r>
+        <w:t>–</w:t>
+      </w:r>
+      <w:r>
+        <w:t xml:space="preserve"> ссылка на справочник «</w:t>
+      </w:r>
+      <w:proofErr w:type="spellStart"/>
+      <w:r>
+        <w:t>ТипыИгровыхСтанций</w:t>
+      </w:r>
+      <w:proofErr w:type="spellEnd"/>
+      <w:r>
+        <w:t xml:space="preserve">», </w:t>
+      </w:r>
+      <w:proofErr w:type="spellStart"/>
+      <w:r>
+        <w:t>ИгровойЗал</w:t>
+      </w:r>
+      <w:proofErr w:type="spellEnd"/>
+      <w:r>
+        <w:t xml:space="preserve"> </w:t>
+      </w:r>
+      <w:r>
+        <w:t>–</w:t>
+      </w:r>
+      <w:r>
+        <w:t xml:space="preserve"> ссылка на справочник «</w:t>
+      </w:r>
+      <w:proofErr w:type="spellStart"/>
+      <w:r>
+        <w:t>ИгровыеЗалы</w:t>
+      </w:r>
+      <w:proofErr w:type="spellEnd"/>
+      <w:r>
+        <w:t xml:space="preserve">», </w:t>
+      </w:r>
+      <w:proofErr w:type="spellStart"/>
+      <w:r>
+        <w:t>ИнвентарныйНомер</w:t>
+      </w:r>
+      <w:proofErr w:type="spellEnd"/>
+      <w:r>
+        <w:t xml:space="preserve"> (строка), </w:t>
+      </w:r>
+      <w:proofErr w:type="spellStart"/>
+      <w:r>
+        <w:t>ТехническиеХарактеристики</w:t>
+      </w:r>
+      <w:proofErr w:type="spellEnd"/>
+      <w:r>
+        <w:t xml:space="preserve"> (строка), Состояние </w:t>
+      </w:r>
+      <w:r>
+        <w:t>–</w:t>
+      </w:r>
+      <w:r>
+        <w:t xml:space="preserve"> ссылка на перечисление «</w:t>
+      </w:r>
+      <w:proofErr w:type="spellStart"/>
+      <w:r>
+        <w:t>СостоянияСтанций</w:t>
+      </w:r>
+      <w:proofErr w:type="spellEnd"/>
+      <w:r>
+        <w:t xml:space="preserve">» (значения: </w:t>
+      </w:r>
+      <w:proofErr w:type="spellStart"/>
+      <w:r>
+        <w:t>ВРабочемСостоянии</w:t>
+      </w:r>
+      <w:proofErr w:type="spellEnd"/>
+      <w:r>
+        <w:t xml:space="preserve">, </w:t>
+      </w:r>
+      <w:proofErr w:type="spellStart"/>
+      <w:r>
+        <w:t>НаТехническомОбслуживании</w:t>
+      </w:r>
+      <w:proofErr w:type="spellEnd"/>
+      <w:r>
+        <w:t xml:space="preserve">, Неисправна), а также </w:t>
+      </w:r>
+      <w:proofErr w:type="spellStart"/>
+      <w:r>
+        <w:t>ДатаВводаВЭксплуатацию</w:t>
+      </w:r>
+      <w:proofErr w:type="spellEnd"/>
+      <w:r>
+        <w:t xml:space="preserve"> (дата) и </w:t>
+      </w:r>
+      <w:proofErr w:type="spellStart"/>
+      <w:r>
+        <w:t>СтоимостьЧаса</w:t>
+      </w:r>
+      <w:proofErr w:type="spellEnd"/>
+      <w:r>
+        <w:t xml:space="preserve"> (число). Структура данного справочника показана на рисунке 2.4.</w:t>
+      </w:r>
+    </w:p>
+    <w:p>
+      <w:pPr>
+        <w:spacing w:after="0" w:line="360" w:lineRule="auto"/>
+        <w:jc w:val="center"/>
+        <w:rPr>
+          <w:rFonts w:ascii="Times New Roman" w:hAnsi="Times New Roman" w:cs="Times New Roman"/>
+          <w:sz w:val="28"/>
+          <w:szCs w:val="28"/>
+        </w:rPr>
+      </w:pPr>
+      <w:r>
+        <w:rPr>
+          <w:rFonts w:ascii="Times New Roman" w:hAnsi="Times New Roman" w:cs="Times New Roman"/>
+          <w:sz w:val="28"/>
+          <w:szCs w:val="28"/>
+        </w:rPr>
+        <w:drawing>
+          <wp:inline distT="0" distB="0" distL="0" distR="0" wp14:anchorId="08F14484" wp14:editId="49D5AD9F">
+            <wp:extent cx="1935480" cy="1305474"/>
+            <wp:effectExtent l="0" t="0" r="7620" b="9525"/>
+            <wp:docPr id="5" name="Рисунок 5"/>
+            <wp:cNvGraphicFramePr>
+              <a:graphicFrameLocks xmlns:a="http://schemas.openxmlformats.org/drawingml/2006/main" noChangeAspect="1"/>
+            </wp:cNvGraphicFramePr>
+            <a:graphic xmlns:a="http://schemas.openxmlformats.org/drawingml/2006/main">
+              <a:graphicData uri="http://schemas.openxmlformats.org/drawingml/2006/picture">
+                <pic:pic xmlns:pic="http://schemas.openxmlformats.org/drawingml/2006/picture">
+                  <pic:nvPicPr>
+                    <pic:cNvPr id="1" name=""/>
+                    <pic:cNvPicPr/>
+                  </pic:nvPicPr>
+                  <pic:blipFill>
+                    <a:blip r:embed="rId12"/>
+                    <a:stretch>
+                      <a:fillRect/>
+                    </a:stretch>
+                  </pic:blipFill>
+                  <pic:spPr>
+                    <a:xfrm>
+                      <a:off x="0" y="0"/>
+                      <a:ext cx="1991195" cy="1343054"/>
+                    </a:xfrm>
+                    <a:prstGeom prst="rect">
+                      <a:avLst/>
+                    </a:prstGeom>
+                  </pic:spPr>
+                </pic:pic>
+              </a:graphicData>
+            </a:graphic>
+          </wp:inline>
+        </w:drawing>
+      </w:r>
+    </w:p>
+    <w:p>
+      <w:pPr>
+        <w:spacing w:after="0" w:line="360" w:lineRule="auto"/>
+        <w:jc w:val="center"/>
+        <w:rPr>
+          <w:rFonts w:ascii="Times New Roman" w:hAnsi="Times New Roman" w:cs="Times New Roman"/>
+          <w:sz w:val="28"/>
+          <w:szCs w:val="28"/>
+        </w:rPr>
+      </w:pPr>
+      <w:r>
+        <w:rPr>
+          <w:rFonts w:ascii="Times New Roman" w:hAnsi="Times New Roman" w:cs="Times New Roman"/>
+          <w:sz w:val="28"/>
+          <w:szCs w:val="28"/>
+        </w:rPr>
+        <w:t>Рисунок 2.4. Структура справочника Игровые станции</w:t>
+      </w:r>
+    </w:p>
+    <w:p>
+      <w:pPr>
+        <w:pStyle w:val="Times"/>
+      </w:pPr>
+      <w:r>
+        <w:t>Была реализована процедура автоматического формирования наименования игровой станции. Данная процедура размещена в модуле объекта справочника и выполняется в событии «</w:t>
+      </w:r>
+      <w:proofErr w:type="spellStart"/>
+      <w:r>
+        <w:t>ПередЗаписью</w:t>
+      </w:r>
+      <w:proofErr w:type="spellEnd"/>
+      <w:r>
+        <w:t>». Алгоритм работы процедуры заключается в том, что при создании нового элемента или при изменении реквизитов автоматически формируется строковое представление станции путем конкатенации значений полей «</w:t>
+      </w:r>
+      <w:proofErr w:type="spellStart"/>
+      <w:r>
+        <w:t>ТипСтанции</w:t>
+      </w:r>
+      <w:proofErr w:type="spellEnd"/>
+      <w:r>
+        <w:t>», «</w:t>
+      </w:r>
+      <w:proofErr w:type="spellStart"/>
+      <w:r>
+        <w:t>ИнвентарныйНомер</w:t>
+      </w:r>
+      <w:proofErr w:type="spellEnd"/>
+      <w:r>
+        <w:t>» и «</w:t>
+      </w:r>
+      <w:proofErr w:type="spellStart"/>
+      <w:r>
+        <w:t>ИгровойЗал</w:t>
+      </w:r>
+      <w:proofErr w:type="spellEnd"/>
+      <w:r>
+        <w:t>» через пробел. После чего полученная строка, очищенная от лишних пробелов с помощью функции «</w:t>
+      </w:r>
+      <w:proofErr w:type="spellStart"/>
+      <w:r>
+        <w:t>СокрЛП</w:t>
+      </w:r>
+      <w:proofErr w:type="spellEnd"/>
+      <w:r>
+        <w:t>», присваивается стандартному реквизиту «Наименование». Реализация данной процедуры представлена на рисунке 2.5.</w:t>
+      </w:r>
+    </w:p>
+    <w:p>
+      <w:pPr>
+        <w:pStyle w:val="Times"/>
+        <w:ind w:firstLine="0"/>
+        <w:jc w:val="center"/>
+      </w:pPr>
+      <w:r>
+        <w:drawing>
+          <wp:inline distT="0" distB="0" distL="0" distR="0" wp14:anchorId="64368AC2" wp14:editId="4F2537F1">
+            <wp:extent cx="6120130" cy="407035"/>
+            <wp:effectExtent l="0" t="0" r="0" b="0"/>
+            <wp:docPr id="9" name="Рисунок 9"/>
+            <wp:cNvGraphicFramePr>
+              <a:graphicFrameLocks xmlns:a="http://schemas.openxmlformats.org/drawingml/2006/main" noChangeAspect="1"/>
+            </wp:cNvGraphicFramePr>
+            <a:graphic xmlns:a="http://schemas.openxmlformats.org/drawingml/2006/main">
+              <a:graphicData uri="http://schemas.openxmlformats.org/drawingml/2006/picture">
+                <pic:pic xmlns:pic="http://schemas.openxmlformats.org/drawingml/2006/picture">
+                  <pic:nvPicPr>
+                    <pic:cNvPr id="1" name=""/>
+                    <pic:cNvPicPr/>
+                  </pic:nvPicPr>
+                  <pic:blipFill>
+                    <a:blip r:embed="rId13"/>
+                    <a:stretch>
+                      <a:fillRect/>
+                    </a:stretch>
+                  </pic:blipFill>
+                  <pic:spPr>
+                    <a:xfrm>
+                      <a:off x="0" y="0"/>
+                      <a:ext cx="6135739" cy="408073"/>
+                    </a:xfrm>
+                    <a:prstGeom prst="rect">
+                      <a:avLst/>
+                    </a:prstGeom>
+                  </pic:spPr>
+                </pic:pic>
+              </a:graphicData>
+            </a:graphic>
+          </wp:inline>
+        </w:drawing>
+      </w:r>
+    </w:p>
+    <w:p>
+      <w:pPr>
+        <w:pStyle w:val="Times"/>
+        <w:ind w:firstLine="0"/>
+        <w:jc w:val="center"/>
+      </w:pPr>
+      <w:r>
+        <w:t xml:space="preserve">Рисунок 2.4. </w:t>
+      </w:r>
+      <w:r>
+        <w:t>П</w:t>
+      </w:r>
+      <w:r>
+        <w:t>роцедура автоматического формирования наименования игровой станции</w:t>
+      </w:r>
+    </w:p>
+    <w:p>
+      <w:pPr>
+        <w:pStyle w:val="Times"/>
+      </w:pPr>
+      <w:r>
+        <w:lastRenderedPageBreak/>
+        <w:t>Для фиксации ограниченного набора возможных состояний или свойств объектов в конфигурации были созданы перечисления. В рамках проектирования системы были разработаны следующие перечисления: «</w:t>
+      </w:r>
+      <w:proofErr w:type="spellStart"/>
+      <w:r>
+        <w:t>СостоянияСтанций</w:t>
+      </w:r>
+      <w:proofErr w:type="spellEnd"/>
+      <w:r>
+        <w:t xml:space="preserve">» (значения: </w:t>
+      </w:r>
+      <w:proofErr w:type="spellStart"/>
+      <w:r>
+        <w:t>ВРабочемСостоянии</w:t>
+      </w:r>
+      <w:proofErr w:type="spellEnd"/>
+      <w:r>
+        <w:t xml:space="preserve">, </w:t>
+      </w:r>
+      <w:proofErr w:type="spellStart"/>
+      <w:r>
+        <w:t>НаТехническомОбслуживании</w:t>
+      </w:r>
+      <w:proofErr w:type="spellEnd"/>
+      <w:r>
+        <w:t>, Неисправна), «</w:t>
+      </w:r>
+      <w:proofErr w:type="spellStart"/>
+      <w:r>
+        <w:t>СтатусыКлиентов</w:t>
+      </w:r>
+      <w:proofErr w:type="spellEnd"/>
+      <w:r>
+        <w:t>» (значения: Базовый, Постоянный, VIP), «</w:t>
+      </w:r>
+      <w:proofErr w:type="spellStart"/>
+      <w:r>
+        <w:t>ТипыТарифов</w:t>
+      </w:r>
+      <w:proofErr w:type="spellEnd"/>
+      <w:r>
+        <w:t>» (значения: Почасовой, Пакетный, Ночной, Студенческий), «</w:t>
+      </w:r>
+      <w:proofErr w:type="spellStart"/>
+      <w:r>
+        <w:t>СпособыОплаты</w:t>
+      </w:r>
+      <w:proofErr w:type="spellEnd"/>
+      <w:r>
+        <w:t xml:space="preserve">» (значения: Наличные, </w:t>
+      </w:r>
+      <w:proofErr w:type="spellStart"/>
+      <w:r>
+        <w:t>БанковскаяКарта</w:t>
+      </w:r>
+      <w:proofErr w:type="spellEnd"/>
+      <w:r>
+        <w:t>, Бонусами) и «</w:t>
+      </w:r>
+      <w:proofErr w:type="spellStart"/>
+      <w:r>
+        <w:t>СтатусыЗалов</w:t>
+      </w:r>
+      <w:proofErr w:type="spellEnd"/>
+      <w:r>
+        <w:t xml:space="preserve">» (значения: Открыт, Закрыт, </w:t>
+      </w:r>
+      <w:proofErr w:type="spellStart"/>
+      <w:r>
+        <w:t>НаРеконструкции</w:t>
+      </w:r>
+      <w:proofErr w:type="spellEnd"/>
+      <w:r>
+        <w:t>). Включение перечислений в реквизитный состав соответствующих объектов обеспечивает строгую типизацию данных.</w:t>
+      </w:r>
+    </w:p>
+    <w:p>
+      <w:pPr>
+        <w:pStyle w:val="Times"/>
+      </w:pPr>
     </w:p>
     <w:p>
       <w:pPr>
@@ -3082,55 +3570,1770 @@
           <w:rFonts w:eastAsiaTheme="majorEastAsia"/>
         </w:rPr>
       </w:pPr>
-      <w:bookmarkStart w:id="11" w:name="_Toc198757051"/>
+      <w:bookmarkStart w:id="9" w:name="_Toc198757049"/>
+      <w:r>
+        <w:rPr>
+          <w:rFonts w:eastAsiaTheme="majorEastAsia"/>
+        </w:rPr>
+        <w:t xml:space="preserve">2.2. </w:t>
+      </w:r>
+      <w:bookmarkEnd w:id="9"/>
+      <w:r>
+        <w:rPr>
+          <w:rFonts w:eastAsiaTheme="majorEastAsia"/>
+        </w:rPr>
+        <w:t>Разработка подсистемы управления клиентскими сессиями</w:t>
+      </w:r>
+    </w:p>
+    <w:p>
+      <w:pPr>
+        <w:pStyle w:val="Times"/>
+      </w:pPr>
+    </w:p>
+    <w:p>
+      <w:pPr>
+        <w:pStyle w:val="Times"/>
+      </w:pPr>
+      <w:r>
+        <w:t>Центральным элементом разрабатываемой информационной системы, связывающим воедино данные о клиентах, игровых станциях и тарифах, является подсистема управления клиентскими сессиями. Именно через нее реализуется основной бизнес-процесс предоставления услуги аренды игрового компьютера. В рамках данной подсистемы был спроектирован документ «Сессия», в который заложены механизмы, обеспечивающие не только фиксацию факта начала и окончания сессии, но и автоматический контроль вводимых данных, предотвращение конфликтных ситуаций, а также расчет стоимости услуги с учетом выбранного тарифа и статуса клиента.</w:t>
+      </w:r>
+    </w:p>
+    <w:p>
+      <w:pPr>
+        <w:pStyle w:val="Times"/>
+      </w:pPr>
+      <w:r>
+        <w:t xml:space="preserve">Документ «Сессия» обладает развитой структурой реквизитов, позволяющей однозначно идентифицировать все ключевые параметры оказания услуги. В его состав входят реквизиты, определяющие временные рамки сессии: </w:t>
+      </w:r>
+      <w:proofErr w:type="spellStart"/>
+      <w:r>
+        <w:t>ВремяНачала</w:t>
+      </w:r>
+      <w:proofErr w:type="spellEnd"/>
+      <w:r>
+        <w:t xml:space="preserve"> (</w:t>
+      </w:r>
+      <w:proofErr w:type="spellStart"/>
+      <w:r>
+        <w:t>дата+время</w:t>
+      </w:r>
+      <w:proofErr w:type="spellEnd"/>
+      <w:r>
+        <w:t xml:space="preserve">) и </w:t>
+      </w:r>
+      <w:proofErr w:type="spellStart"/>
+      <w:r>
+        <w:t>ВремяОкончания</w:t>
+      </w:r>
+      <w:proofErr w:type="spellEnd"/>
+      <w:r>
+        <w:t xml:space="preserve"> (</w:t>
+      </w:r>
+      <w:proofErr w:type="spellStart"/>
+      <w:r>
+        <w:t>дата+время</w:t>
+      </w:r>
+      <w:proofErr w:type="spellEnd"/>
+      <w:r>
+        <w:t xml:space="preserve">); идентифицирующие участников процесса: Клиент </w:t>
+      </w:r>
+      <w:r>
+        <w:t>–</w:t>
+      </w:r>
+      <w:r>
+        <w:t xml:space="preserve"> ссылка на справочник «Клиенты», </w:t>
+      </w:r>
+      <w:proofErr w:type="spellStart"/>
+      <w:r>
+        <w:t>ИгроваяСтанция</w:t>
+      </w:r>
+      <w:proofErr w:type="spellEnd"/>
+      <w:r>
+        <w:t xml:space="preserve"> </w:t>
+      </w:r>
+      <w:r>
+        <w:t>–</w:t>
+      </w:r>
+      <w:r>
+        <w:t xml:space="preserve"> ссылка на справочник «</w:t>
+      </w:r>
+      <w:proofErr w:type="spellStart"/>
+      <w:r>
+        <w:t>ИгровыеСтанции</w:t>
+      </w:r>
+      <w:proofErr w:type="spellEnd"/>
+      <w:r>
+        <w:t xml:space="preserve">», Администратор </w:t>
+      </w:r>
+      <w:r>
+        <w:t>–</w:t>
+      </w:r>
+      <w:r>
+        <w:t xml:space="preserve"> ссылка на справочник «Сотрудники», Тариф </w:t>
+      </w:r>
+      <w:r>
+        <w:t>–</w:t>
+      </w:r>
+      <w:r>
+        <w:t xml:space="preserve"> ссылка на справочник «Тарифы». Финансовая составляющая сессии представлена реквизитами </w:t>
+      </w:r>
+      <w:proofErr w:type="spellStart"/>
+      <w:r>
+        <w:t>ПродолжительностьМинут</w:t>
+      </w:r>
+      <w:proofErr w:type="spellEnd"/>
+      <w:r>
+        <w:t xml:space="preserve"> (число) и </w:t>
+      </w:r>
+      <w:proofErr w:type="spellStart"/>
+      <w:r>
+        <w:t>СуммаКОплате</w:t>
+      </w:r>
+      <w:proofErr w:type="spellEnd"/>
+      <w:r>
+        <w:t xml:space="preserve"> (число), </w:t>
+      </w:r>
+      <w:r>
+        <w:lastRenderedPageBreak/>
+        <w:t>значение которых формируется автоматически. Структура данного документа представлена на рисунке 2.6.</w:t>
+      </w:r>
+    </w:p>
+    <w:p>
+      <w:pPr>
+        <w:pStyle w:val="Times"/>
+        <w:ind w:firstLine="0"/>
+        <w:jc w:val="center"/>
+      </w:pPr>
+      <w:r>
+        <w:drawing>
+          <wp:inline distT="0" distB="0" distL="0" distR="0" wp14:anchorId="4669AF5A" wp14:editId="5F78DFCB">
+            <wp:extent cx="2667372" cy="2333951"/>
+            <wp:effectExtent l="0" t="0" r="0" b="9525"/>
+            <wp:docPr id="10" name="Рисунок 10"/>
+            <wp:cNvGraphicFramePr>
+              <a:graphicFrameLocks xmlns:a="http://schemas.openxmlformats.org/drawingml/2006/main" noChangeAspect="1"/>
+            </wp:cNvGraphicFramePr>
+            <a:graphic xmlns:a="http://schemas.openxmlformats.org/drawingml/2006/main">
+              <a:graphicData uri="http://schemas.openxmlformats.org/drawingml/2006/picture">
+                <pic:pic xmlns:pic="http://schemas.openxmlformats.org/drawingml/2006/picture">
+                  <pic:nvPicPr>
+                    <pic:cNvPr id="1" name=""/>
+                    <pic:cNvPicPr/>
+                  </pic:nvPicPr>
+                  <pic:blipFill>
+                    <a:blip r:embed="rId14"/>
+                    <a:stretch>
+                      <a:fillRect/>
+                    </a:stretch>
+                  </pic:blipFill>
+                  <pic:spPr>
+                    <a:xfrm>
+                      <a:off x="0" y="0"/>
+                      <a:ext cx="2667372" cy="2333951"/>
+                    </a:xfrm>
+                    <a:prstGeom prst="rect">
+                      <a:avLst/>
+                    </a:prstGeom>
+                  </pic:spPr>
+                </pic:pic>
+              </a:graphicData>
+            </a:graphic>
+          </wp:inline>
+        </w:drawing>
+      </w:r>
+    </w:p>
+    <w:p>
+      <w:pPr>
+        <w:pStyle w:val="Times"/>
+        <w:ind w:firstLine="0"/>
+        <w:jc w:val="center"/>
+      </w:pPr>
+      <w:r>
+        <w:t>Рисунок 2.</w:t>
+      </w:r>
+      <w:r>
+        <w:t>6</w:t>
+      </w:r>
+      <w:r>
+        <w:t xml:space="preserve">. Структура </w:t>
+      </w:r>
+      <w:r>
+        <w:t>документа Сессия</w:t>
+      </w:r>
+    </w:p>
+    <w:p>
+      <w:pPr>
+        <w:pStyle w:val="Times"/>
+      </w:pPr>
+      <w:r>
+        <w:t>Одной из ключевых задач при разработке подсистемы являлось обеспечение невозможности назначения одной и той же игровой станции на две разные сессии, временные интервалы которых пересекаются. Для решения этой задачи была разработана функция «</w:t>
+      </w:r>
+      <w:proofErr w:type="spellStart"/>
+      <w:r>
+        <w:t>ПроверитьКонфликтСессий</w:t>
+      </w:r>
+      <w:proofErr w:type="spellEnd"/>
+      <w:r>
+        <w:t>», размещенная в модуле объекта документа. Функция выполняет проверку с использованием встроенного языка запросов. Запрос анализирует наличие других документов «Сессия», в которых фигурирует та же игровая станция. Условие запроса отбирает документы, у которых ссылка на станцию совпадает с проверяемой, при этом проверяемый документ исключается из выборки, а интервал времени сессии пересекается с интервалом времени текущего документа. Логика пересечения реализована классическим способом: время начала существующей сессии должно быть меньше или равно времени окончания проверяемой, а время окончания существующей – больше или равно времени начала проверяемой. Если проверка возвращает непустой результат, функция отправляет информативное сообщение об ошибке с указанием конкретной причины и возвращает значение Ложь. Вызов данной функции интегрирован в обработчик события «</w:t>
+      </w:r>
+      <w:proofErr w:type="spellStart"/>
+      <w:r>
+        <w:t>ПередЗаписью</w:t>
+      </w:r>
+      <w:proofErr w:type="spellEnd"/>
+      <w:r>
+        <w:t xml:space="preserve">» модуля объекта документа. В случае возврата значения Ложь параметр Отказ устанавливается в Истина, что приводит к блокировке сохранения документа и информированию пользователя о невозможности </w:t>
+      </w:r>
+      <w:r>
+        <w:lastRenderedPageBreak/>
+        <w:t>выполнения операции. Реализация данной функции и её вызов показаны на рисунке 2.7.</w:t>
+      </w:r>
+    </w:p>
+    <w:p>
+      <w:pPr>
+        <w:pStyle w:val="Times"/>
+        <w:ind w:firstLine="0"/>
+        <w:jc w:val="center"/>
+      </w:pPr>
+      <w:r>
+        <w:drawing>
+          <wp:inline distT="0" distB="0" distL="0" distR="0" wp14:anchorId="7B53BCD8" wp14:editId="107D7A98">
+            <wp:extent cx="6120130" cy="3106420"/>
+            <wp:effectExtent l="0" t="0" r="0" b="0"/>
+            <wp:docPr id="11" name="Рисунок 11"/>
+            <wp:cNvGraphicFramePr>
+              <a:graphicFrameLocks xmlns:a="http://schemas.openxmlformats.org/drawingml/2006/main" noChangeAspect="1"/>
+            </wp:cNvGraphicFramePr>
+            <a:graphic xmlns:a="http://schemas.openxmlformats.org/drawingml/2006/main">
+              <a:graphicData uri="http://schemas.openxmlformats.org/drawingml/2006/picture">
+                <pic:pic xmlns:pic="http://schemas.openxmlformats.org/drawingml/2006/picture">
+                  <pic:nvPicPr>
+                    <pic:cNvPr id="1" name=""/>
+                    <pic:cNvPicPr/>
+                  </pic:nvPicPr>
+                  <pic:blipFill rotWithShape="1">
+                    <a:blip r:embed="rId15"/>
+                    <a:srcRect t="36959"/>
+                    <a:stretch/>
+                  </pic:blipFill>
+                  <pic:spPr bwMode="auto">
+                    <a:xfrm>
+                      <a:off x="0" y="0"/>
+                      <a:ext cx="6120130" cy="3106420"/>
+                    </a:xfrm>
+                    <a:prstGeom prst="rect">
+                      <a:avLst/>
+                    </a:prstGeom>
+                    <a:ln>
+                      <a:noFill/>
+                    </a:ln>
+                    <a:extLst>
+                      <a:ext uri="{53640926-AAD7-44D8-BBD7-CCE9431645EC}">
+                        <a14:shadowObscured xmlns:a14="http://schemas.microsoft.com/office/drawing/2010/main"/>
+                      </a:ext>
+                    </a:extLst>
+                  </pic:spPr>
+                </pic:pic>
+              </a:graphicData>
+            </a:graphic>
+          </wp:inline>
+        </w:drawing>
+      </w:r>
+    </w:p>
+    <w:p>
+      <w:pPr>
+        <w:pStyle w:val="Times"/>
+        <w:ind w:firstLine="0"/>
+        <w:jc w:val="center"/>
+      </w:pPr>
+      <w:r>
+        <w:t>Рисунок 2.</w:t>
+      </w:r>
+      <w:r>
+        <w:t>7</w:t>
+      </w:r>
+      <w:r>
+        <w:t xml:space="preserve">. </w:t>
+      </w:r>
+      <w:r>
+        <w:t>Ф</w:t>
+      </w:r>
+      <w:r>
+        <w:t>ункция «</w:t>
+      </w:r>
+      <w:proofErr w:type="spellStart"/>
+      <w:r>
+        <w:t>ПроверитьКонфликтСессий</w:t>
+      </w:r>
+      <w:proofErr w:type="spellEnd"/>
+      <w:r>
+        <w:t>»</w:t>
+      </w:r>
+    </w:p>
+    <w:p>
+      <w:pPr>
+        <w:pStyle w:val="Times"/>
+      </w:pPr>
+      <w:r>
+        <w:t>Вызов данной функции интегрирован в обработчик события «</w:t>
+      </w:r>
+      <w:proofErr w:type="spellStart"/>
+      <w:r>
+        <w:t>ПередЗаписью</w:t>
+      </w:r>
+      <w:proofErr w:type="spellEnd"/>
+      <w:r>
+        <w:t>» модуля объекта документа. В случае возврата значения Ложь параметр Отказ устанавливается в Истина, что приводит к блокировке сохранения документа и информированию пользователя о невозможности выполнения операции. В этом же обработчике реализован автоматический расчет продолжительности сессии в минутах и итоговой суммы к оплате на основе выбранного тарифа. Продолжительность вычисляется как разница между временем окончания и временем начала сессии, после чего сумма рассчитывается пропорционально базовой стоимости часа по тарифу и округляется до двух знаков после запятой. Обработчик события «</w:t>
+      </w:r>
+      <w:proofErr w:type="spellStart"/>
+      <w:r>
+        <w:t>ПередЗаписью</w:t>
+      </w:r>
+      <w:proofErr w:type="spellEnd"/>
+      <w:r>
+        <w:t>» с полным кодом проверки конфликта и расчета стоимости показан на рисунке 2.8.</w:t>
+      </w:r>
+    </w:p>
+    <w:p>
+      <w:pPr>
+        <w:pStyle w:val="Times"/>
+        <w:ind w:firstLine="0"/>
+        <w:jc w:val="center"/>
+      </w:pPr>
+      <w:r>
+        <w:lastRenderedPageBreak/>
+        <w:drawing>
+          <wp:inline distT="0" distB="0" distL="0" distR="0" wp14:anchorId="232463F8" wp14:editId="00389733">
+            <wp:extent cx="6120130" cy="1821180"/>
+            <wp:effectExtent l="0" t="0" r="0" b="7620"/>
+            <wp:docPr id="12" name="Рисунок 12"/>
+            <wp:cNvGraphicFramePr>
+              <a:graphicFrameLocks xmlns:a="http://schemas.openxmlformats.org/drawingml/2006/main" noChangeAspect="1"/>
+            </wp:cNvGraphicFramePr>
+            <a:graphic xmlns:a="http://schemas.openxmlformats.org/drawingml/2006/main">
+              <a:graphicData uri="http://schemas.openxmlformats.org/drawingml/2006/picture">
+                <pic:pic xmlns:pic="http://schemas.openxmlformats.org/drawingml/2006/picture">
+                  <pic:nvPicPr>
+                    <pic:cNvPr id="1" name=""/>
+                    <pic:cNvPicPr/>
+                  </pic:nvPicPr>
+                  <pic:blipFill rotWithShape="1">
+                    <a:blip r:embed="rId15"/>
+                    <a:srcRect b="63041"/>
+                    <a:stretch/>
+                  </pic:blipFill>
+                  <pic:spPr bwMode="auto">
+                    <a:xfrm>
+                      <a:off x="0" y="0"/>
+                      <a:ext cx="6120130" cy="1821180"/>
+                    </a:xfrm>
+                    <a:prstGeom prst="rect">
+                      <a:avLst/>
+                    </a:prstGeom>
+                    <a:ln>
+                      <a:noFill/>
+                    </a:ln>
+                    <a:extLst>
+                      <a:ext uri="{53640926-AAD7-44D8-BBD7-CCE9431645EC}">
+                        <a14:shadowObscured xmlns:a14="http://schemas.microsoft.com/office/drawing/2010/main"/>
+                      </a:ext>
+                    </a:extLst>
+                  </pic:spPr>
+                </pic:pic>
+              </a:graphicData>
+            </a:graphic>
+          </wp:inline>
+        </w:drawing>
+      </w:r>
+    </w:p>
+    <w:p>
+      <w:pPr>
+        <w:pStyle w:val="Times"/>
+        <w:ind w:firstLine="0"/>
+        <w:jc w:val="center"/>
+      </w:pPr>
+      <w:r>
+        <w:t>Рисунок 2.</w:t>
+      </w:r>
+      <w:r>
+        <w:t>8</w:t>
+      </w:r>
+      <w:r>
+        <w:t>. Обработчик события «</w:t>
+      </w:r>
+      <w:proofErr w:type="spellStart"/>
+      <w:r>
+        <w:t>ПередЗаписью</w:t>
+      </w:r>
+      <w:proofErr w:type="spellEnd"/>
+      <w:r>
+        <w:t>»</w:t>
+      </w:r>
+    </w:p>
+    <w:p>
+      <w:pPr>
+        <w:pStyle w:val="Times"/>
+      </w:pPr>
+      <w:r>
+        <w:t>Для повышения удобства работы пользователя и минимизации ошибок при выборе игровой станции в форме документа была реализована динамическая фильтрация списка доступных значений. При открытии списка выбора станций пользователю должны быть показаны только те позиции справочника «</w:t>
+      </w:r>
+      <w:proofErr w:type="spellStart"/>
+      <w:r>
+        <w:t>ИгровыеСтанции</w:t>
+      </w:r>
+      <w:proofErr w:type="spellEnd"/>
+      <w:r>
+        <w:t>», которые находятся в рабочем состоянии. Для реализации данной логики используется механизм параметров выбора. При изменении значений в поле «</w:t>
+      </w:r>
+      <w:proofErr w:type="spellStart"/>
+      <w:r>
+        <w:t>ИгровойЗал</w:t>
+      </w:r>
+      <w:proofErr w:type="spellEnd"/>
+      <w:r>
+        <w:t>» на клиенте срабатывает обработчик события, который вызывает серверный метод для установки фильтра. В результате при открытии списка выбора игровых станций пользователю будут показаны только те записи справочника, которые удовлетворяют заданным условиям. Логика отображения только свободных станций представлена на рисунке 2.9.</w:t>
+      </w:r>
+    </w:p>
+    <w:p>
+      <w:pPr>
+        <w:pStyle w:val="Times"/>
+        <w:ind w:firstLine="0"/>
+        <w:jc w:val="center"/>
+      </w:pPr>
+      <w:r>
+        <w:drawing>
+          <wp:inline distT="0" distB="0" distL="0" distR="0" wp14:anchorId="284162DE" wp14:editId="2961B488">
+            <wp:extent cx="6120130" cy="1837055"/>
+            <wp:effectExtent l="0" t="0" r="0" b="0"/>
+            <wp:docPr id="13" name="Рисунок 13"/>
+            <wp:cNvGraphicFramePr>
+              <a:graphicFrameLocks xmlns:a="http://schemas.openxmlformats.org/drawingml/2006/main" noChangeAspect="1"/>
+            </wp:cNvGraphicFramePr>
+            <a:graphic xmlns:a="http://schemas.openxmlformats.org/drawingml/2006/main">
+              <a:graphicData uri="http://schemas.openxmlformats.org/drawingml/2006/picture">
+                <pic:pic xmlns:pic="http://schemas.openxmlformats.org/drawingml/2006/picture">
+                  <pic:nvPicPr>
+                    <pic:cNvPr id="1" name=""/>
+                    <pic:cNvPicPr/>
+                  </pic:nvPicPr>
+                  <pic:blipFill>
+                    <a:blip r:embed="rId16"/>
+                    <a:stretch>
+                      <a:fillRect/>
+                    </a:stretch>
+                  </pic:blipFill>
+                  <pic:spPr>
+                    <a:xfrm>
+                      <a:off x="0" y="0"/>
+                      <a:ext cx="6120130" cy="1837055"/>
+                    </a:xfrm>
+                    <a:prstGeom prst="rect">
+                      <a:avLst/>
+                    </a:prstGeom>
+                  </pic:spPr>
+                </pic:pic>
+              </a:graphicData>
+            </a:graphic>
+          </wp:inline>
+        </w:drawing>
+      </w:r>
+    </w:p>
+    <w:p>
+      <w:pPr>
+        <w:pStyle w:val="Times"/>
+        <w:ind w:firstLine="0"/>
+        <w:jc w:val="center"/>
+      </w:pPr>
+      <w:r>
+        <w:t>Рисунок 2.9. Реализация динамической фильтрации списка игровых станций в форме документа</w:t>
+      </w:r>
+    </w:p>
+    <w:p>
+      <w:pPr>
+        <w:pStyle w:val="Times"/>
+        <w:ind w:firstLine="0"/>
+        <w:jc w:val="center"/>
+      </w:pPr>
     </w:p>
     <w:p>
       <w:pPr>
         <w:pStyle w:val="23"/>
-      </w:pPr>
-      <w:r>
         <w:rPr>
           <w:rFonts w:eastAsiaTheme="majorEastAsia"/>
         </w:rPr>
-        <w:t>2.4. Создание отчетов и аналитических инструментов</w:t>
-      </w:r>
-      <w:bookmarkEnd w:id="11"/>
+      </w:pPr>
+      <w:bookmarkStart w:id="10" w:name="_Toc198757051"/>
+      <w:r>
+        <w:lastRenderedPageBreak/>
+        <w:t>2.3. Управление продажами сопутствующих товаров и учет складских остатков</w:t>
+      </w:r>
+    </w:p>
+    <w:p>
+      <w:pPr>
+        <w:pStyle w:val="Times"/>
+      </w:pPr>
+      <w:bookmarkStart w:id="11" w:name="_Toc198757053"/>
+      <w:bookmarkEnd w:id="10"/>
+    </w:p>
+    <w:p>
+      <w:pPr>
+        <w:pStyle w:val="Times"/>
+      </w:pPr>
+      <w:r>
+        <w:t>Одним из ключевых направлений деятельности компьютерного клуба является реализация сопутствующих товаров: напитков, закусок и аксессуаров. Для автоматизации данного процесса в разрабатываемой конфигурации был создан документ «</w:t>
+      </w:r>
+      <w:proofErr w:type="spellStart"/>
+      <w:r>
+        <w:t>ПродажаТоваров</w:t>
+      </w:r>
+      <w:proofErr w:type="spellEnd"/>
+      <w:r>
+        <w:t>», который агрегирует данные о реализованных позициях и позволяет в автоматизированном режиме рассчитывать итоговую сумму чека и контролировать складские остатки.</w:t>
+      </w:r>
+    </w:p>
+    <w:p>
+      <w:pPr>
+        <w:pStyle w:val="Times"/>
+      </w:pPr>
+      <w:r>
+        <w:t>Документ «</w:t>
+      </w:r>
+      <w:proofErr w:type="spellStart"/>
+      <w:r>
+        <w:t>ПродажаТоваров</w:t>
+      </w:r>
+      <w:proofErr w:type="spellEnd"/>
+      <w:r>
+        <w:t>» имеет двухуровневую структуру, включающую шапку и табличную часть. В шапке документа размещены реквизиты, определяющие общие условия продажи: Клиент (</w:t>
+      </w:r>
+      <w:proofErr w:type="spellStart"/>
+      <w:r>
+        <w:t>СправочникСсылка.Клиенты</w:t>
+      </w:r>
+      <w:proofErr w:type="spellEnd"/>
+      <w:r>
+        <w:t>), Администратор (</w:t>
+      </w:r>
+      <w:proofErr w:type="spellStart"/>
+      <w:r>
+        <w:t>СправочникСсылка.Сотрудники</w:t>
+      </w:r>
+      <w:proofErr w:type="spellEnd"/>
+      <w:r>
+        <w:t xml:space="preserve">), </w:t>
+      </w:r>
+      <w:proofErr w:type="spellStart"/>
+      <w:r>
+        <w:t>ДатаПродажи</w:t>
+      </w:r>
+      <w:proofErr w:type="spellEnd"/>
+      <w:r>
+        <w:t xml:space="preserve"> (</w:t>
+      </w:r>
+      <w:proofErr w:type="spellStart"/>
+      <w:r>
+        <w:t>дата+время</w:t>
+      </w:r>
+      <w:proofErr w:type="spellEnd"/>
+      <w:r>
+        <w:t xml:space="preserve">) и </w:t>
+      </w:r>
+      <w:proofErr w:type="spellStart"/>
+      <w:r>
+        <w:t>СпособОплаты</w:t>
+      </w:r>
+      <w:proofErr w:type="spellEnd"/>
+      <w:r>
+        <w:t xml:space="preserve"> (</w:t>
+      </w:r>
+      <w:proofErr w:type="spellStart"/>
+      <w:r>
+        <w:t>ПеречислениеСсылка.СпособыОплаты</w:t>
+      </w:r>
+      <w:proofErr w:type="spellEnd"/>
+      <w:r>
+        <w:t>). Данные реквизиты позволяют идентифицировать событие и в дальнейшем использовать их для аналитической отчетности. Основным информационным блоком документа является табличная часть, каждая строка которой соответствует отдельной товарной позиции. Структура табличной части включает следующие реквизиты: Товар (</w:t>
+      </w:r>
+      <w:proofErr w:type="spellStart"/>
+      <w:r>
+        <w:t>СправочникСсылка.Номенклатура</w:t>
+      </w:r>
+      <w:proofErr w:type="spellEnd"/>
+      <w:r>
+        <w:t>), Количество (число), Цена (число) и Сумма (число). Структура данного документа показана на рисунке 2.11.</w:t>
+      </w:r>
+    </w:p>
+    <w:p>
+      <w:pPr>
+        <w:pStyle w:val="Times"/>
+      </w:pPr>
+    </w:p>
+    <w:p>
+      <w:pPr>
+        <w:pStyle w:val="Times"/>
+      </w:pPr>
+      <w:r>
+        <w:t xml:space="preserve">Центральным элементом бизнес-логики документа является алгоритм автоматического заполнения цены и расчета суммы строки. При изменении реквизита «Товар» в строке табличной части срабатывает обработчик, который извлекает из справочника «Номенклатура» значение реквизита </w:t>
+      </w:r>
+      <w:proofErr w:type="spellStart"/>
+      <w:r>
+        <w:t>ЦенаПродажи</w:t>
+      </w:r>
+      <w:proofErr w:type="spellEnd"/>
+      <w:r>
+        <w:t xml:space="preserve"> и присваивает его колонке «Цена» текущей строки. После этого происходит перемножение значений «Количество» и «Цена», результат записывается в колонку «Сумма». Итоговая сумма по документу рассчитывается как сумма </w:t>
+      </w:r>
+      <w:r>
+        <w:lastRenderedPageBreak/>
+        <w:t>значений колонки «Сумма» по всем строкам табличной части и отображается в нижней части формы.</w:t>
+      </w:r>
+    </w:p>
+    <w:p>
+      <w:pPr>
+        <w:pStyle w:val="Times"/>
+      </w:pPr>
+      <w:r>
+        <w:t>Для обеспечения целостности данных и предотвращения продажи отсутствующего товара в документе реализован контроль складских остатков. При проведении документа выполняется проверка: для каждой строки табличной части текущий остаток товара по регистру накопления «</w:t>
+      </w:r>
+      <w:proofErr w:type="spellStart"/>
+      <w:r>
+        <w:t>ОстаткиТоваров</w:t>
+      </w:r>
+      <w:proofErr w:type="spellEnd"/>
+      <w:r>
+        <w:t>» должен быть не меньше продаваемого количества. Если условие не выполняется, проведение документа блокируется, а пользователю выводится соответствующее сообщение об ошибке. При успешном проведении документа происходит списание товаров с помощью движений по регистру накопления «</w:t>
+      </w:r>
+      <w:proofErr w:type="spellStart"/>
+      <w:r>
+        <w:t>ПродажиТоваров</w:t>
+      </w:r>
+      <w:proofErr w:type="spellEnd"/>
+      <w:r>
+        <w:t>» (приход) и регистру накопления «</w:t>
+      </w:r>
+      <w:proofErr w:type="spellStart"/>
+      <w:r>
+        <w:t>ОстаткиТоваров</w:t>
+      </w:r>
+      <w:proofErr w:type="spellEnd"/>
+      <w:r>
+        <w:t>» (расход). Данный механизм представлен на рисунке 2.12.</w:t>
+      </w:r>
+      <w:r>
+        <w:t xml:space="preserve"> </w:t>
+      </w:r>
+    </w:p>
+    <w:p>
+      <w:pPr>
+        <w:pStyle w:val="Times"/>
+      </w:pPr>
     </w:p>
     <w:p>
       <w:pPr>
         <w:pStyle w:val="23"/>
       </w:pPr>
-      <w:bookmarkStart w:id="12" w:name="_Toc198757052"/>
-      <w:r>
-        <w:t>2.5. Тестирование и внедрение системы</w:t>
+      <w:r>
+        <w:t>2.4. Документирование операций пополнения баланса</w:t>
+      </w:r>
+    </w:p>
+    <w:p>
+      <w:pPr>
+        <w:pStyle w:val="Times"/>
+      </w:pPr>
+    </w:p>
+    <w:p>
+      <w:pPr>
+        <w:pStyle w:val="Times"/>
+      </w:pPr>
+      <w:r>
+        <w:t>Для регистрации факта внесения денежных средств на лицевой счет клиента создан документ «</w:t>
+      </w:r>
+      <w:proofErr w:type="spellStart"/>
+      <w:r>
+        <w:t>ПополнениеБаланса</w:t>
+      </w:r>
+      <w:proofErr w:type="spellEnd"/>
+      <w:r>
+        <w:t>», который фиксирует первичные данные о платеже. Центральным связующим звеном реквизитной структуры документа является реквизит Клиент, имеющий тип «</w:t>
+      </w:r>
+      <w:proofErr w:type="spellStart"/>
+      <w:r>
+        <w:t>СправочникСсылка.Клиенты</w:t>
+      </w:r>
+      <w:proofErr w:type="spellEnd"/>
+      <w:r>
+        <w:t xml:space="preserve">». Данный реквизит устанавливает прямую связь между поступившей оплатой и конкретным посетителем клуба, что позволяет однозначно идентифицировать назначение платежа. Суммовой показатель представлен реквизитом </w:t>
+      </w:r>
+      <w:proofErr w:type="spellStart"/>
+      <w:r>
+        <w:t>СуммаПополнения</w:t>
+      </w:r>
+      <w:proofErr w:type="spellEnd"/>
+      <w:r>
+        <w:t xml:space="preserve"> (число), который фиксирует фактически полученную от клиента денежную сумму. Для временной привязки операции служит реквизит </w:t>
+      </w:r>
+      <w:proofErr w:type="spellStart"/>
+      <w:r>
+        <w:t>ДатаПополнения</w:t>
+      </w:r>
+      <w:proofErr w:type="spellEnd"/>
+      <w:r>
+        <w:t xml:space="preserve"> (</w:t>
+      </w:r>
+      <w:proofErr w:type="spellStart"/>
+      <w:r>
+        <w:t>дата+время</w:t>
+      </w:r>
+      <w:proofErr w:type="spellEnd"/>
+      <w:r>
+        <w:t xml:space="preserve">). Завершает состав реквизитов поле </w:t>
+      </w:r>
+      <w:proofErr w:type="spellStart"/>
+      <w:r>
+        <w:t>СпособОплаты</w:t>
+      </w:r>
+      <w:proofErr w:type="spellEnd"/>
+      <w:r>
+        <w:t>, тип которого соответствует перечислению «</w:t>
+      </w:r>
+      <w:proofErr w:type="spellStart"/>
+      <w:r>
+        <w:t>СпособыОплаты</w:t>
+      </w:r>
+      <w:proofErr w:type="spellEnd"/>
+      <w:r>
+        <w:t>». Основное назначение документа «</w:t>
+      </w:r>
+      <w:proofErr w:type="spellStart"/>
+      <w:r>
+        <w:t>ПополнениеБаланса</w:t>
+      </w:r>
+      <w:proofErr w:type="spellEnd"/>
+      <w:r>
+        <w:t>» заключается в регистрации факта поступления денежных средств от клиента на его лицевой счет для последующей оплаты услуг клуба. Структура данного документа представлена на рисунке 2.13.</w:t>
+      </w:r>
+    </w:p>
+    <w:p>
+      <w:pPr>
+        <w:pStyle w:val="Times"/>
+      </w:pPr>
+    </w:p>
+    <w:p>
+      <w:pPr>
+        <w:pStyle w:val="Times"/>
+      </w:pPr>
+      <w:r>
+        <w:t>При проведении документа «</w:t>
+      </w:r>
+      <w:proofErr w:type="spellStart"/>
+      <w:r>
+        <w:t>ПополнениеБаланса</w:t>
+      </w:r>
+      <w:proofErr w:type="spellEnd"/>
+      <w:r>
+        <w:t>» выполняется программная логика, увеличивающая значение реквизита Баланс в справочнике «Клиенты» на сумму пополнения. Для хранения истории операций используется регистр накопления «</w:t>
+      </w:r>
+      <w:proofErr w:type="spellStart"/>
+      <w:r>
+        <w:t>ДвиженияПоЛицевымСчетам</w:t>
+      </w:r>
+      <w:proofErr w:type="spellEnd"/>
+      <w:r>
+        <w:t>», в который при проведении добавляется запись с видом движения «Приход» на сумму документа в разрезе клиента и даты операции. Это позволяет в любой момент получить актуальный баланс клиента как сумму всех движений по регистру.</w:t>
+      </w:r>
+      <w:r>
+        <w:t xml:space="preserve"> </w:t>
+      </w:r>
+    </w:p>
+    <w:p>
+      <w:pPr>
+        <w:pStyle w:val="Times"/>
+      </w:pPr>
+    </w:p>
+    <w:p>
+      <w:pPr>
+        <w:pStyle w:val="23"/>
+      </w:pPr>
+      <w:r>
+        <w:t>2.5. Разработка аналитической подсистемы: обработка «</w:t>
+      </w:r>
+      <w:proofErr w:type="spellStart"/>
+      <w:r>
+        <w:t>РейтингКлиентовПоПосещениям</w:t>
+      </w:r>
+      <w:proofErr w:type="spellEnd"/>
+      <w:r>
+        <w:t>»</w:t>
+      </w:r>
+    </w:p>
+    <w:p>
+      <w:pPr>
+        <w:pStyle w:val="23"/>
+        <w:ind w:firstLine="0"/>
+        <w:jc w:val="left"/>
+      </w:pPr>
+    </w:p>
+    <w:p>
+      <w:pPr>
+        <w:pStyle w:val="Times"/>
+      </w:pPr>
+      <w:r>
+        <w:t>Руководству клуба необходима объективная информация для оценки активности клиентов, выявления наиболее лояльных посетителей и отслеживания динамики загрузки. Для решения данной задачи была создана обработка «</w:t>
+      </w:r>
+      <w:proofErr w:type="spellStart"/>
+      <w:r>
+        <w:t>РейтингКлиентовПоПосещениям</w:t>
+      </w:r>
+      <w:proofErr w:type="spellEnd"/>
+      <w:r>
+        <w:t>». Данная обработка предоставляет пользователю возможность в интерактивном режиме формировать отчет, содержащий ранжированный список клиентов с указанием количества посещений и общей суммы затрат за выбранный временной период.</w:t>
+      </w:r>
+    </w:p>
+    <w:p>
+      <w:pPr>
+        <w:pStyle w:val="Times"/>
+      </w:pPr>
+      <w:r>
+        <w:t xml:space="preserve">Управляемая форма содержит минимально необходимый набор элементов управления, обеспечивающий выполнение основной функции без перегрузки интерфейса второстепенными деталями. В верхней части формы расположены поля ввода для указания границ отчетного периода: </w:t>
+      </w:r>
+      <w:proofErr w:type="spellStart"/>
+      <w:r>
+        <w:t>ДатаНач</w:t>
+      </w:r>
+      <w:proofErr w:type="spellEnd"/>
+      <w:r>
+        <w:t xml:space="preserve"> и </w:t>
+      </w:r>
+      <w:proofErr w:type="spellStart"/>
+      <w:r>
+        <w:t>ДатаКон</w:t>
+      </w:r>
+      <w:proofErr w:type="spellEnd"/>
+      <w:r>
+        <w:t>, имеющие тип «Дата». Значения этих полей используются в качестве параметров запроса, ограничивающих выборку документов «Сессия» и «</w:t>
+      </w:r>
+      <w:proofErr w:type="spellStart"/>
+      <w:r>
+        <w:t>ПродажаТоваров</w:t>
+      </w:r>
+      <w:proofErr w:type="spellEnd"/>
+      <w:r>
+        <w:t xml:space="preserve">» заданным временным интервалом. Основную площадь формы занимает элемент </w:t>
+      </w:r>
+      <w:proofErr w:type="spellStart"/>
+      <w:r>
+        <w:t>ТабДок</w:t>
+      </w:r>
+      <w:proofErr w:type="spellEnd"/>
+      <w:r>
+        <w:t xml:space="preserve"> типа «</w:t>
+      </w:r>
+      <w:proofErr w:type="spellStart"/>
+      <w:r>
+        <w:t>ТабличныйДокумент</w:t>
+      </w:r>
+      <w:proofErr w:type="spellEnd"/>
+      <w:r>
+        <w:t>», предназначенный для вывода сформированного отчета. Инициирование процесса построения рейтинга осуществляется нажатием командной кнопки «</w:t>
+      </w:r>
+      <w:proofErr w:type="spellStart"/>
+      <w:r>
+        <w:t>СформироватьРейтинг</w:t>
+      </w:r>
+      <w:proofErr w:type="spellEnd"/>
+      <w:r>
+        <w:t xml:space="preserve">», обработчик которой вызывает серверную процедуру </w:t>
+      </w:r>
+      <w:r>
+        <w:lastRenderedPageBreak/>
+        <w:t>«</w:t>
+      </w:r>
+      <w:proofErr w:type="spellStart"/>
+      <w:r>
+        <w:t>ПостроитьРейтингНаСервере</w:t>
+      </w:r>
+      <w:proofErr w:type="spellEnd"/>
+      <w:r>
+        <w:t>», где и реализована вся вычислительная логика обработки. Вид обработки представлен на рисунке 2.14.</w:t>
+      </w:r>
+    </w:p>
+    <w:p>
+      <w:pPr>
+        <w:pStyle w:val="Times"/>
+      </w:pPr>
+    </w:p>
+    <w:p>
+      <w:pPr>
+        <w:pStyle w:val="Times"/>
+      </w:pPr>
+      <w:r>
+        <w:t>Алгоритм сбора и агрегации данных, реализованный в процедуре «</w:t>
+      </w:r>
+      <w:proofErr w:type="spellStart"/>
+      <w:r>
+        <w:t>ПостроитьРейтингНаСервере</w:t>
+      </w:r>
+      <w:proofErr w:type="spellEnd"/>
+      <w:r>
+        <w:t>», представляет собой последовательность этапов, обеспечивающих извлечение первичной информации из базы данных, ее преобразование и последующую визуализацию. На первом этапе выполняется запрос к документам «Сессия», который получает для каждого клиента количество сессий и общую сумму оплат за указанный период, при этом в выборку попадают только проведенные документы, дата которых находится в пределах заданного пользователем интервала (Рис. 2.15).</w:t>
+      </w:r>
+    </w:p>
+    <w:p>
+      <w:pPr>
+        <w:pStyle w:val="Times"/>
+      </w:pPr>
+      <w:r>
+        <w:t>Аналогичный запрос выполняется к документам «</w:t>
+      </w:r>
+      <w:proofErr w:type="spellStart"/>
+      <w:r>
+        <w:t>ПродажаТоваров</w:t>
+      </w:r>
+      <w:proofErr w:type="spellEnd"/>
+      <w:r>
+        <w:t xml:space="preserve">» для получения сумм приобретенных товаров по каждому клиенту. Далее данные </w:t>
+      </w:r>
+      <w:proofErr w:type="spellStart"/>
+      <w:r>
+        <w:t>агрегируются</w:t>
+      </w:r>
+      <w:proofErr w:type="spellEnd"/>
+      <w:r>
+        <w:t>: для каждого клиента суммируются показатели из обоих источников, формируя итоговый рейтинг.</w:t>
+      </w:r>
+    </w:p>
+    <w:p>
+      <w:pPr>
+        <w:pStyle w:val="Times"/>
+        <w:rPr>
+          <w:rFonts w:eastAsiaTheme="majorEastAsia"/>
+        </w:rPr>
+      </w:pPr>
+      <w:r>
+        <w:t>Результирующие данные помещаются в табличный документ. Заголовки колонок включают: «Место», «Клиент», «Количество посещений», «Сумма по услугам», «Сумма по товарам», «Итого». Сортировка клиентов выполняется по убыванию итоговой суммы, что позволяет выявить наиболее ценных для бизнеса посетителей. В завершение для каждой строки данных выводится порядковый номер в рейтинге. Если за выбранный период данные отсутствуют, в табличный документ выводится соответствующее информационное сообщение (Рис. 2.16).</w:t>
+      </w:r>
+      <w:r>
+        <w:t xml:space="preserve"> </w:t>
+      </w:r>
+      <w:r>
+        <w:br w:type="page"/>
+      </w:r>
+    </w:p>
+    <w:bookmarkEnd w:id="11"/>
+    <w:p>
+      <w:pPr>
+        <w:pStyle w:val="11"/>
+      </w:pPr>
+      <w:r>
+        <w:lastRenderedPageBreak/>
+        <w:t>ЗАКЛЮЧЕНИЕ</w:t>
+      </w:r>
+    </w:p>
+    <w:p>
+      <w:pPr>
+        <w:pStyle w:val="Times"/>
+      </w:pPr>
+    </w:p>
+    <w:p>
+      <w:pPr>
+        <w:pStyle w:val="Times"/>
+      </w:pPr>
+      <w:r>
+        <w:t xml:space="preserve">В ходе выполнения курсовой работы была достигнута поставленная цель </w:t>
+      </w:r>
+      <w:r>
+        <w:t>–</w:t>
+      </w:r>
+      <w:r>
+        <w:t xml:space="preserve"> повышение эффективности бизнес-процессов компьютерного клуба за счет разработки специализированной конфигурации на платформе «1С: Предприятие». Проведенное исследование подтвердило актуальность выбранной темы, обусловленную стремительным ростом индустрии киберспортивных и досуговых услуг, высокой конкуренцией на рынке, а также острой потребностью владельцев компьютерных клубов в автоматизации рутинных операций для повышения качества сервиса и прозрачности учета.</w:t>
+      </w:r>
+    </w:p>
+    <w:p>
+      <w:pPr>
+        <w:pStyle w:val="Times"/>
+      </w:pPr>
+      <w:r>
+        <w:t>В рамках теоретической части работы был выполнен детальный анализ предметной области, выявлены ключевые бизнес-процессы компьютерного клуба и определены «узкие места», возникающие при использовании ручного учета, бумажного документооборота и разрозненных электронных таблиц. Проведенный обзор существующих систем автоматизации, как международных (</w:t>
+      </w:r>
+      <w:proofErr w:type="spellStart"/>
+      <w:r>
+        <w:t>SmartLaunch</w:t>
+      </w:r>
+      <w:proofErr w:type="spellEnd"/>
+      <w:r>
+        <w:t xml:space="preserve">, </w:t>
+      </w:r>
+      <w:proofErr w:type="spellStart"/>
+      <w:r>
+        <w:t>CyberCafePro</w:t>
+      </w:r>
+      <w:proofErr w:type="spellEnd"/>
+      <w:r>
+        <w:t>), так и типовых решений на платформе «1С: Предприятие» («1С: Фитнес клуб», «1С: Управление небольшой фирмой»), показал отсутствие готового продукта, в полной мере отвечающего специфике деятельности российских компьютерных клубов. Это обосновало необходимость создания собственной конфигурации. В теоретической части также были подробно рассмотрены преимущества платформы «1С: Предприятие», включая гибкость объектной модели на основе метаданных, мощный встроенный язык запросов, полное соответствие требованиям российского бухгалтерского и налогового учета, а также развитые возможности по интеграции с внешним оборудованием и веб-сервисами.</w:t>
+      </w:r>
+    </w:p>
+    <w:p>
+      <w:pPr>
+        <w:pStyle w:val="Times"/>
+      </w:pPr>
+      <w:r>
+        <w:t xml:space="preserve">Практическая часть работы была посвящена непосредственной реализации информационной системы. В соответствии с поставленными задачами были спроектированы и разработаны все необходимые объекты метаданных. Создана иерархия справочников для ведения мастер-данных о клиентах, игровых станциях, тарифах, игровых залах, сотрудниках и номенклатуре товаров. Особое </w:t>
+      </w:r>
+      <w:r>
+        <w:lastRenderedPageBreak/>
+        <w:t>внимание уделено справочнику «</w:t>
+      </w:r>
+      <w:proofErr w:type="spellStart"/>
+      <w:r>
+        <w:t>ИгровыеСтанции</w:t>
+      </w:r>
+      <w:proofErr w:type="spellEnd"/>
+      <w:r>
+        <w:t xml:space="preserve">», в котором реализовано автоматическое формирование наименования по заданному шаблону на основе </w:t>
+      </w:r>
+      <w:proofErr w:type="spellStart"/>
+      <w:r>
+        <w:t>ТипаСтанции</w:t>
+      </w:r>
+      <w:proofErr w:type="spellEnd"/>
+      <w:r>
+        <w:t xml:space="preserve">, </w:t>
+      </w:r>
+      <w:proofErr w:type="spellStart"/>
+      <w:r>
+        <w:t>ИнвентарногоНомера</w:t>
+      </w:r>
+      <w:proofErr w:type="spellEnd"/>
+      <w:r>
+        <w:t xml:space="preserve"> и </w:t>
+      </w:r>
+      <w:proofErr w:type="spellStart"/>
+      <w:r>
+        <w:t>ИгровогоЗала</w:t>
+      </w:r>
+      <w:proofErr w:type="spellEnd"/>
+      <w:r>
+        <w:t>. Разработана подсистема управления клиентскими сессиями, включающая документ «Сессия» с механизмами проверки временных конфликтов на одну игровую станцию, динамической фильтрации списка доступных станций по их состоянию и автоматизированного расчета стоимости услуги с учетом выбранного тарифа и скидки для постоянных клиентов. Реализован документ «</w:t>
+      </w:r>
+      <w:proofErr w:type="spellStart"/>
+      <w:r>
+        <w:t>ПродажаТоваров</w:t>
+      </w:r>
+      <w:proofErr w:type="spellEnd"/>
+      <w:r>
+        <w:t>» для учета реализации сопутствующей продукции с автоматическим расчетом сумм и контролем складских остатков. Для учета финансовых операций создан документ «</w:t>
+      </w:r>
+      <w:proofErr w:type="spellStart"/>
+      <w:r>
+        <w:t>ПополнениеБаланса</w:t>
+      </w:r>
+      <w:proofErr w:type="spellEnd"/>
+      <w:r>
+        <w:t>», обеспечивающий зачисление денежных средств на лицевые счета клиентов с отражением в регистре накопления «</w:t>
+      </w:r>
+      <w:proofErr w:type="spellStart"/>
+      <w:r>
+        <w:t>ДвиженияПоЛицевымСчетам</w:t>
+      </w:r>
+      <w:proofErr w:type="spellEnd"/>
+      <w:r>
+        <w:t>». В завершение разработана аналитическая обработка «</w:t>
+      </w:r>
+      <w:proofErr w:type="spellStart"/>
+      <w:r>
+        <w:t>РейтингКлиентовПоПосещениям</w:t>
+      </w:r>
+      <w:proofErr w:type="spellEnd"/>
+      <w:r>
+        <w:t>», позволяющая формировать ранжированные списки посетителей по количеству визитов и общей сумме затрат за произвольный период.</w:t>
+      </w:r>
+    </w:p>
+    <w:p>
+      <w:pPr>
+        <w:pStyle w:val="Times"/>
+      </w:pPr>
+      <w:r>
+        <w:t>Разработанный прототип информационной системы демонстрирует практическую значимость работы. Внедрение подобного решения в деятельность компьютерного клуба позволит существенно сократить временные затраты персонала на оформление сессий и формирование отчетности, минимизировать количество ошибок, связанных с человеческим фактором, исключить злоупотребления при учете времени и продажах, а также повысить прозрачность управленческого учета. Автоматизация процессов тарификации и контроля доступа к игровым станциям напрямую влияет на удовлетворенность клиентов и, как следствие, на рост выручки клуба. Созданная конфигурация может служить основой для дальнейшего развития полноценной коммерческой системы автоматизации компьютерных клубов и киберспортивных арен.</w:t>
+      </w:r>
+    </w:p>
+    <w:p>
+      <w:pPr>
+        <w:pStyle w:val="Times"/>
+      </w:pPr>
+      <w:r>
+        <w:t xml:space="preserve">Перспективными направлениями развития проекта являются: расширение функционала за счет интеграции с системами удаленного администрирования компьютеров для автоматической блокировки и разблокировки станций в </w:t>
+      </w:r>
+      <w:r>
+        <w:lastRenderedPageBreak/>
+        <w:t>зависимости от статуса сессии; реализация веб-интерфейса и мобильного приложения для самостоятельного бронирования игровых мест клиентами и просмотра актуального расписания; добавление модуля управления техническим обслуживанием оборудования с ведением журнала неисправностей и ремонтов; внедрение подсистемы CRM для автоматизации маркетинговых акций и программ лояльности; а также углубление финансового учета с формированием регламентированной отчетности и интеграцией с системами бухгалтерского учета. Выполненная работа подтвердила эффективность применения платформы «1С: Предприятие» для создания отраслевых решений в сфере досуговых услуг и заложила надежную основу для дальнейшего совершенствования информационной поддержки деятельности компьютерного клуба.</w:t>
+      </w:r>
+    </w:p>
+    <w:p>
+      <w:pPr>
+        <w:rPr>
+          <w:rFonts w:ascii="Times New Roman" w:hAnsi="Times New Roman" w:cs="Times New Roman"/>
+          <w:b/>
+          <w:sz w:val="28"/>
+          <w:szCs w:val="28"/>
+        </w:rPr>
+      </w:pPr>
+      <w:bookmarkStart w:id="12" w:name="_Toc198757054"/>
+      <w:r>
+        <w:br w:type="page"/>
+      </w:r>
+    </w:p>
+    <w:p>
+      <w:pPr>
+        <w:pStyle w:val="11"/>
+        <w:rPr>
+          <w:rFonts w:eastAsiaTheme="minorHAnsi"/>
+        </w:rPr>
+      </w:pPr>
+      <w:r>
+        <w:rPr>
+          <w:rFonts w:eastAsiaTheme="minorHAnsi"/>
+        </w:rPr>
+        <w:lastRenderedPageBreak/>
+        <w:t>СПИСОК ЛИТЕРАТУРЫ</w:t>
       </w:r>
       <w:bookmarkEnd w:id="12"/>
     </w:p>
     <w:p>
       <w:pPr>
-        <w:pStyle w:val="11"/>
-      </w:pPr>
-      <w:bookmarkStart w:id="13" w:name="_Toc198757053"/>
-      <w:r>
-        <w:t>ВЫВОД</w:t>
-      </w:r>
-      <w:bookmarkEnd w:id="13"/>
-    </w:p>
-    <w:p>
-      <w:pPr>
-        <w:pStyle w:val="11"/>
-        <w:rPr>
-          <w:rFonts w:eastAsiaTheme="minorHAnsi"/>
-        </w:rPr>
-      </w:pPr>
-      <w:bookmarkStart w:id="14" w:name="_Toc198757054"/>
-      <w:r>
-        <w:rPr>
-          <w:rFonts w:eastAsiaTheme="minorHAnsi"/>
-        </w:rPr>
-        <w:t>СПИСОК ЛИТЕРАТУРЫ</w:t>
-      </w:r>
-      <w:bookmarkEnd w:id="14"/>
+        <w:pStyle w:val="Times"/>
+      </w:pPr>
+    </w:p>
+    <w:p>
+      <w:pPr>
+        <w:pStyle w:val="Times"/>
+        <w:numPr>
+          <w:ilvl w:val="1"/>
+          <w:numId w:val="15"/>
+        </w:numPr>
+        <w:ind w:left="0" w:firstLine="709"/>
+      </w:pPr>
+      <w:r>
+        <w:t>1</w:t>
+      </w:r>
+      <w:proofErr w:type="gramStart"/>
+      <w:r>
+        <w:t>С:Предприятие</w:t>
+      </w:r>
+      <w:proofErr w:type="gramEnd"/>
+      <w:r>
+        <w:t xml:space="preserve"> 8.3. Руководство разработчика. В 2-х частях / А. П. </w:t>
+      </w:r>
+      <w:proofErr w:type="spellStart"/>
+      <w:r>
+        <w:t>Габец</w:t>
+      </w:r>
+      <w:proofErr w:type="spellEnd"/>
+      <w:r>
+        <w:t xml:space="preserve">, Д. И. Гончаров, Д. В. Козырев, М. Г. Радченко. </w:t>
+      </w:r>
+      <w:r>
+        <w:t>–</w:t>
+      </w:r>
+      <w:r>
+        <w:t xml:space="preserve"> М.: ООО «1С-Паблишинг», 2023. </w:t>
+      </w:r>
+      <w:r>
+        <w:t>–</w:t>
+      </w:r>
+      <w:r>
+        <w:t xml:space="preserve"> 1584 с.</w:t>
+      </w:r>
+    </w:p>
+    <w:p>
+      <w:pPr>
+        <w:pStyle w:val="Times"/>
+        <w:numPr>
+          <w:ilvl w:val="1"/>
+          <w:numId w:val="15"/>
+        </w:numPr>
+        <w:ind w:left="0" w:firstLine="709"/>
+      </w:pPr>
+      <w:r>
+        <w:t>1</w:t>
+      </w:r>
+      <w:proofErr w:type="gramStart"/>
+      <w:r>
+        <w:t>С:Предприятие</w:t>
+      </w:r>
+      <w:proofErr w:type="gramEnd"/>
+      <w:r>
+        <w:t xml:space="preserve"> 8.3. Практическое пособие разработчика. Примеры и типовые приемы / М. Г. Радченко, Е. Ю. Хрусталева. </w:t>
+      </w:r>
+      <w:r>
+        <w:t>–</w:t>
+      </w:r>
+      <w:r>
+        <w:t xml:space="preserve"> М.: ООО «1С-Паблишинг», 2022. </w:t>
+      </w:r>
+      <w:r>
+        <w:t>–</w:t>
+      </w:r>
+      <w:r>
+        <w:t xml:space="preserve"> 965 с.</w:t>
+      </w:r>
+    </w:p>
+    <w:p>
+      <w:pPr>
+        <w:pStyle w:val="Times"/>
+        <w:numPr>
+          <w:ilvl w:val="1"/>
+          <w:numId w:val="15"/>
+        </w:numPr>
+        <w:ind w:left="0" w:firstLine="709"/>
+      </w:pPr>
+      <w:r>
+        <w:t>Архитектура «1</w:t>
+      </w:r>
+      <w:proofErr w:type="gramStart"/>
+      <w:r>
+        <w:t>С:Предприятия</w:t>
+      </w:r>
+      <w:proofErr w:type="gramEnd"/>
+      <w:r>
+        <w:t xml:space="preserve">» как продукт инженерной мысли // </w:t>
+      </w:r>
+      <w:proofErr w:type="spellStart"/>
+      <w:r>
+        <w:t>itWeek</w:t>
+      </w:r>
+      <w:proofErr w:type="spellEnd"/>
+      <w:r>
+        <w:t xml:space="preserve"> [Электронный ресурс]. </w:t>
+      </w:r>
+      <w:r>
+        <w:t>–</w:t>
+      </w:r>
+      <w:r>
+        <w:t xml:space="preserve"> Режим доступа: </w:t>
+      </w:r>
+      <w:hyperlink r:id="rId17" w:tgtFrame="_blank" w:history="1">
+        <w:r>
+          <w:rPr>
+            <w:rStyle w:val="af2"/>
+          </w:rPr>
+          <w:t>https://www.itweek.ru/idea/article/detail.php?ID=69281</w:t>
+        </w:r>
+      </w:hyperlink>
+      <w:r>
+        <w:t> (дата обращения: 10.04.2026).</w:t>
+      </w:r>
+    </w:p>
+    <w:p>
+      <w:pPr>
+        <w:pStyle w:val="Times"/>
+        <w:numPr>
+          <w:ilvl w:val="1"/>
+          <w:numId w:val="15"/>
+        </w:numPr>
+        <w:ind w:left="0" w:firstLine="709"/>
+      </w:pPr>
+      <w:r>
+        <w:t>Бухгалтерский и налоговый учет в «1</w:t>
+      </w:r>
+      <w:proofErr w:type="gramStart"/>
+      <w:r>
+        <w:t>С:Предприятие</w:t>
+      </w:r>
+      <w:proofErr w:type="gramEnd"/>
+      <w:r>
+        <w:t xml:space="preserve"> 8» // Официальный сайт фирмы «1С» [Электронный ресурс]. </w:t>
+      </w:r>
+      <w:r>
+        <w:t>–</w:t>
+      </w:r>
+      <w:r>
+        <w:t xml:space="preserve"> Режим доступа: </w:t>
+      </w:r>
+      <w:hyperlink r:id="rId18" w:tgtFrame="_blank" w:history="1">
+        <w:r>
+          <w:rPr>
+            <w:rStyle w:val="af2"/>
+          </w:rPr>
+          <w:t>https://v8.1c.ru/ka/bukhgalterskiy-i-nalogovyy-uchet/</w:t>
+        </w:r>
+      </w:hyperlink>
+      <w:r>
+        <w:t> (дата обращения: 15.04.2026).</w:t>
+      </w:r>
+    </w:p>
+    <w:p>
+      <w:pPr>
+        <w:pStyle w:val="Times"/>
+        <w:numPr>
+          <w:ilvl w:val="1"/>
+          <w:numId w:val="15"/>
+        </w:numPr>
+        <w:ind w:left="0" w:firstLine="709"/>
+      </w:pPr>
+      <w:r>
+        <w:t>Бухгалтерский, налоговый и регламентированный учёт: суть, различия и зачем нужен «1</w:t>
+      </w:r>
+      <w:proofErr w:type="gramStart"/>
+      <w:r>
+        <w:t>С:ERP</w:t>
+      </w:r>
+      <w:proofErr w:type="gramEnd"/>
+      <w:r>
+        <w:t xml:space="preserve">» // Бизнес-решения [Электронный ресурс]. </w:t>
+      </w:r>
+      <w:r>
+        <w:t>–</w:t>
+      </w:r>
+      <w:r>
+        <w:t xml:space="preserve"> Режим доступа: </w:t>
+      </w:r>
+      <w:hyperlink r:id="rId19" w:tgtFrame="_blank" w:history="1">
+        <w:r>
+          <w:rPr>
+            <w:rStyle w:val="af2"/>
+          </w:rPr>
+          <w:t>https://ibs-business.ru/media/bukhgalterskiy-nalogovyy-i-reglamentirovannyy-uchyet-sut-razlichiya-i-zachem-nuzhen-1s-erp/</w:t>
+        </w:r>
+      </w:hyperlink>
+      <w:r>
+        <w:t> (дата обращения: 15.04.2026).</w:t>
+      </w:r>
+    </w:p>
+    <w:p>
+      <w:pPr>
+        <w:pStyle w:val="Times"/>
+        <w:numPr>
+          <w:ilvl w:val="1"/>
+          <w:numId w:val="15"/>
+        </w:numPr>
+        <w:ind w:left="0" w:firstLine="709"/>
+      </w:pPr>
+      <w:r>
+        <w:t>ГОСТ Р 54864-2011. Услуги в области информационных технологий. Классификация и общие требования. </w:t>
+      </w:r>
+      <w:r>
+        <w:t>–</w:t>
+      </w:r>
+      <w:r>
+        <w:t xml:space="preserve"> М.: </w:t>
+      </w:r>
+      <w:proofErr w:type="spellStart"/>
+      <w:r>
+        <w:t>Стандартинформ</w:t>
+      </w:r>
+      <w:proofErr w:type="spellEnd"/>
+      <w:r>
+        <w:t xml:space="preserve">, 2012. </w:t>
+      </w:r>
+      <w:r>
+        <w:t>–</w:t>
+      </w:r>
+      <w:r>
+        <w:t xml:space="preserve"> 12 с.</w:t>
+      </w:r>
+    </w:p>
+    <w:p>
+      <w:pPr>
+        <w:pStyle w:val="Times"/>
+        <w:numPr>
+          <w:ilvl w:val="1"/>
+          <w:numId w:val="15"/>
+        </w:numPr>
+        <w:ind w:left="0" w:firstLine="709"/>
+      </w:pPr>
+      <w:r>
+        <w:t>Интеграция оборудования с «1</w:t>
+      </w:r>
+      <w:proofErr w:type="gramStart"/>
+      <w:r>
+        <w:t>С:Предприятие</w:t>
+      </w:r>
+      <w:proofErr w:type="gramEnd"/>
+      <w:r>
+        <w:t>» через внешние компоненты // </w:t>
+      </w:r>
+      <w:hyperlink r:id="rId20" w:tgtFrame="_blank" w:history="1">
+        <w:r>
+          <w:rPr>
+            <w:rStyle w:val="af2"/>
+          </w:rPr>
+          <w:t>CyberForum.ru</w:t>
+        </w:r>
+      </w:hyperlink>
+      <w:r>
+        <w:t xml:space="preserve"> [Электронный ресурс]. </w:t>
+      </w:r>
+      <w:r>
+        <w:t>–</w:t>
+      </w:r>
+      <w:r>
+        <w:t xml:space="preserve"> Режим доступа: </w:t>
+      </w:r>
+      <w:hyperlink r:id="rId21" w:tgtFrame="_blank" w:history="1">
+        <w:r>
+          <w:rPr>
+            <w:rStyle w:val="af2"/>
+          </w:rPr>
+          <w:t>https://www.cyberforum.ru/1c/thread2064174.html</w:t>
+        </w:r>
+      </w:hyperlink>
+      <w:r>
+        <w:t> (дата обращения: 15.04.2026).</w:t>
+      </w:r>
+    </w:p>
+    <w:p>
+      <w:pPr>
+        <w:pStyle w:val="Times"/>
+        <w:numPr>
+          <w:ilvl w:val="1"/>
+          <w:numId w:val="15"/>
+        </w:numPr>
+        <w:ind w:left="0" w:firstLine="709"/>
+      </w:pPr>
+      <w:r>
+        <w:t xml:space="preserve">Как автоматизировать учет заказов и производственных процессов в решениях «1С» // Клерк [Электронный ресурс]. </w:t>
+      </w:r>
+      <w:r>
+        <w:t>–</w:t>
+      </w:r>
+      <w:r>
+        <w:t xml:space="preserve"> Режим доступа: </w:t>
+      </w:r>
+      <w:hyperlink r:id="rId22" w:tgtFrame="_blank" w:history="1">
+        <w:r>
+          <w:rPr>
+            <w:rStyle w:val="af2"/>
+          </w:rPr>
+          <w:t>https://www.klerk.ru/buh/articles/684631/</w:t>
+        </w:r>
+      </w:hyperlink>
+      <w:r>
+        <w:t> (дата обращения: 03.04.2026).</w:t>
+      </w:r>
+    </w:p>
+    <w:p>
+      <w:pPr>
+        <w:pStyle w:val="Times"/>
+        <w:numPr>
+          <w:ilvl w:val="1"/>
+          <w:numId w:val="15"/>
+        </w:numPr>
+        <w:ind w:left="0" w:firstLine="709"/>
+      </w:pPr>
+      <w:r>
+        <w:lastRenderedPageBreak/>
+        <w:t xml:space="preserve">От хаоса к системе: как «1С» изменила работу компании // </w:t>
+      </w:r>
+      <w:proofErr w:type="spellStart"/>
+      <w:r>
+        <w:t>Риатомск</w:t>
+      </w:r>
+      <w:proofErr w:type="spellEnd"/>
+      <w:r>
+        <w:t xml:space="preserve"> [Электронный ресурс]. </w:t>
+      </w:r>
+      <w:r>
+        <w:t>–</w:t>
+      </w:r>
+      <w:r>
+        <w:t xml:space="preserve"> Режим доступа: </w:t>
+      </w:r>
+      <w:hyperlink r:id="rId23" w:tgtFrame="_blank" w:history="1">
+        <w:r>
+          <w:rPr>
+            <w:rStyle w:val="af2"/>
+          </w:rPr>
+          <w:t>https://www.riatomsk.ru/article/20250602/kak-sistema-1s-izmenila-rabotu-kompanii</w:t>
+        </w:r>
+      </w:hyperlink>
+      <w:r>
+        <w:t> (дата обращения: 23.03.2026).</w:t>
+      </w:r>
+    </w:p>
+    <w:p>
+      <w:pPr>
+        <w:pStyle w:val="Times"/>
+        <w:numPr>
+          <w:ilvl w:val="1"/>
+          <w:numId w:val="15"/>
+        </w:numPr>
+        <w:ind w:left="0" w:firstLine="709"/>
+      </w:pPr>
+      <w:r>
+        <w:t xml:space="preserve">Работа с веб-сервисами в «1С» // </w:t>
+      </w:r>
+      <w:proofErr w:type="spellStart"/>
+      <w:r>
+        <w:t>KonderLine</w:t>
+      </w:r>
+      <w:proofErr w:type="spellEnd"/>
+      <w:r>
+        <w:t xml:space="preserve"> [Электронный ресурс]. </w:t>
+      </w:r>
+      <w:r>
+        <w:t>–</w:t>
+      </w:r>
+      <w:r>
+        <w:t xml:space="preserve"> Режим доступа: </w:t>
+      </w:r>
+      <w:hyperlink r:id="rId24" w:anchor="jakor2" w:tgtFrame="_blank" w:history="1">
+        <w:r>
+          <w:rPr>
+            <w:rStyle w:val="af2"/>
+          </w:rPr>
+          <w:t>https://www.koderline.kz/expert/narabotki/article-rabota-s-veb-servisami-v-1s/#jakor2</w:t>
+        </w:r>
+      </w:hyperlink>
+      <w:r>
+        <w:t> (дата обращения: 15.04.2026).</w:t>
+      </w:r>
+    </w:p>
+    <w:p>
+      <w:pPr>
+        <w:pStyle w:val="Times"/>
+        <w:numPr>
+          <w:ilvl w:val="1"/>
+          <w:numId w:val="15"/>
+        </w:numPr>
+        <w:ind w:left="0" w:firstLine="709"/>
+      </w:pPr>
+      <w:r>
+        <w:t>Радченко М.Г. 1</w:t>
+      </w:r>
+      <w:proofErr w:type="gramStart"/>
+      <w:r>
+        <w:t>С:Программирование</w:t>
+      </w:r>
+      <w:proofErr w:type="gramEnd"/>
+      <w:r>
+        <w:t xml:space="preserve"> для начинающих. Основы разработки в «1</w:t>
+      </w:r>
+      <w:proofErr w:type="gramStart"/>
+      <w:r>
+        <w:t>С:Предприятие</w:t>
+      </w:r>
+      <w:proofErr w:type="gramEnd"/>
+      <w:r>
+        <w:t xml:space="preserve"> 8.3» / М. Г. Радченко. </w:t>
+      </w:r>
+      <w:r>
+        <w:t>–</w:t>
+      </w:r>
+      <w:r>
+        <w:t xml:space="preserve"> М.: ООО «1С-Паблишинг», 2021. </w:t>
+      </w:r>
+      <w:r>
+        <w:t>–</w:t>
+      </w:r>
+      <w:r>
+        <w:t xml:space="preserve"> 576 с.</w:t>
+      </w:r>
+    </w:p>
+    <w:p>
+      <w:pPr>
+        <w:pStyle w:val="Times"/>
+        <w:numPr>
+          <w:ilvl w:val="1"/>
+          <w:numId w:val="15"/>
+        </w:numPr>
+        <w:ind w:left="0" w:firstLine="709"/>
+      </w:pPr>
+      <w:r>
+        <w:t>Создание и обновление структур данных на основе метаданных в «1</w:t>
+      </w:r>
+      <w:proofErr w:type="gramStart"/>
+      <w:r>
+        <w:t>С:Предприятие</w:t>
+      </w:r>
+      <w:proofErr w:type="gramEnd"/>
+      <w:r>
+        <w:t xml:space="preserve">» // </w:t>
+      </w:r>
+      <w:proofErr w:type="spellStart"/>
+      <w:r>
+        <w:t>StudFiles</w:t>
+      </w:r>
+      <w:proofErr w:type="spellEnd"/>
+      <w:r>
+        <w:t xml:space="preserve"> [Электронный ресурс]. </w:t>
+      </w:r>
+      <w:r>
+        <w:t>–</w:t>
+      </w:r>
+      <w:r>
+        <w:t xml:space="preserve"> Режим доступа: </w:t>
+      </w:r>
+      <w:hyperlink r:id="rId25" w:anchor="19" w:tgtFrame="_blank" w:history="1">
+        <w:r>
+          <w:rPr>
+            <w:rStyle w:val="af2"/>
+          </w:rPr>
+          <w:t>https://studfile.net/preview/7640125/page/4/#19</w:t>
+        </w:r>
+      </w:hyperlink>
+      <w:r>
+        <w:t> (дата обращения: 10.04.2026).</w:t>
+      </w:r>
+    </w:p>
+    <w:p>
+      <w:pPr>
+        <w:pStyle w:val="Times"/>
+        <w:numPr>
+          <w:ilvl w:val="1"/>
+          <w:numId w:val="15"/>
+        </w:numPr>
+        <w:ind w:left="0" w:firstLine="709"/>
+      </w:pPr>
+      <w:r>
+        <w:t>Технология «1</w:t>
+      </w:r>
+      <w:proofErr w:type="gramStart"/>
+      <w:r>
+        <w:t>С:Предприятие.Элемент</w:t>
+      </w:r>
+      <w:proofErr w:type="gramEnd"/>
+      <w:r>
+        <w:t xml:space="preserve">» // Официальный сайт фирмы «1С» [Электронный ресурс]. </w:t>
+      </w:r>
+      <w:r>
+        <w:t>–</w:t>
+      </w:r>
+      <w:r>
+        <w:t xml:space="preserve"> Режим доступа: </w:t>
+      </w:r>
+      <w:hyperlink r:id="rId26" w:tgtFrame="_blank" w:history="1">
+        <w:r>
+          <w:rPr>
+            <w:rStyle w:val="af2"/>
+          </w:rPr>
+          <w:t>https://v8.1c.ru/platforma/1s-predpriyatie-element/</w:t>
+        </w:r>
+      </w:hyperlink>
+      <w:r>
+        <w:t> (дата обращения: 10.04.2026).</w:t>
+      </w:r>
+    </w:p>
+    <w:p>
+      <w:pPr>
+        <w:pStyle w:val="Times"/>
+        <w:numPr>
+          <w:ilvl w:val="1"/>
+          <w:numId w:val="15"/>
+        </w:numPr>
+        <w:ind w:left="0" w:firstLine="709"/>
+      </w:pPr>
+      <w:r>
+        <w:t xml:space="preserve">Топ-5 решений «1С» для малого бизнеса в 2026 году // </w:t>
+      </w:r>
+      <w:proofErr w:type="spellStart"/>
+      <w:r>
+        <w:t>Жиза</w:t>
+      </w:r>
+      <w:proofErr w:type="spellEnd"/>
+      <w:r>
+        <w:t xml:space="preserve"> [Электронный ресурс]. </w:t>
+      </w:r>
+      <w:r>
+        <w:t>–</w:t>
+      </w:r>
+      <w:r>
+        <w:t xml:space="preserve"> Режим доступа: </w:t>
+      </w:r>
+      <w:hyperlink r:id="rId27" w:tgtFrame="_blank" w:history="1">
+        <w:r>
+          <w:rPr>
+            <w:rStyle w:val="af2"/>
+          </w:rPr>
+          <w:t>https://zhiza.evotor.ru/top-5-reshenij-1s-dlya-malogo-biznesa-v-2026-godu/</w:t>
+        </w:r>
+      </w:hyperlink>
+      <w:r>
+        <w:t> (дата обращения: 03.04.2026).</w:t>
+      </w:r>
+    </w:p>
+    <w:p>
+      <w:pPr>
+        <w:pStyle w:val="Times"/>
+        <w:numPr>
+          <w:ilvl w:val="1"/>
+          <w:numId w:val="15"/>
+        </w:numPr>
+        <w:ind w:left="0" w:firstLine="709"/>
+      </w:pPr>
+      <w:r>
+        <w:t>Федеральный закон от 06.12.2011 № 402-ФЗ «О бухгалтерском учете» (ред. от 12.12.2023) // СПС «КонсультантПлюс».</w:t>
+      </w:r>
+    </w:p>
+    <w:p>
+      <w:pPr>
+        <w:pStyle w:val="Times"/>
+        <w:numPr>
+          <w:ilvl w:val="1"/>
+          <w:numId w:val="15"/>
+        </w:numPr>
+        <w:ind w:left="0" w:firstLine="709"/>
+      </w:pPr>
+      <w:r>
+        <w:t>Фитнес-клуб: обзор систем автоматизации на платформе «1С» // 1</w:t>
+      </w:r>
+      <w:proofErr w:type="gramStart"/>
+      <w:r>
+        <w:t>С:Фитнес</w:t>
+      </w:r>
+      <w:proofErr w:type="gramEnd"/>
+      <w:r>
+        <w:t xml:space="preserve"> клуб [Электронный ресурс]. </w:t>
+      </w:r>
+      <w:r>
+        <w:t>–</w:t>
+      </w:r>
+      <w:r>
+        <w:t xml:space="preserve"> Режим доступа: </w:t>
+      </w:r>
+      <w:hyperlink r:id="rId28" w:tgtFrame="_blank" w:history="1">
+        <w:r>
+          <w:rPr>
+            <w:rStyle w:val="af2"/>
+          </w:rPr>
+          <w:t>https://www.fitness1c.ru/news-updates/1s-fitnes-klub-pobeditel-konkursa-1s-proekt-goda</w:t>
+        </w:r>
+      </w:hyperlink>
+      <w:r>
+        <w:t> (дата обращения: 31.03.2026).</w:t>
+      </w:r>
+    </w:p>
+    <w:p>
+      <w:pPr>
+        <w:pStyle w:val="Times"/>
+        <w:numPr>
+          <w:ilvl w:val="1"/>
+          <w:numId w:val="15"/>
+        </w:numPr>
+        <w:ind w:left="0" w:firstLine="709"/>
+      </w:pPr>
+      <w:r>
+        <w:t>Хрусталева Е.Ю. Язык запросов «1</w:t>
+      </w:r>
+      <w:proofErr w:type="gramStart"/>
+      <w:r>
+        <w:t>С:Предприятия</w:t>
+      </w:r>
+      <w:proofErr w:type="gramEnd"/>
+      <w:r>
+        <w:t xml:space="preserve"> 8» / Е. Ю. Хрусталева. </w:t>
+      </w:r>
+      <w:r>
+        <w:t>–</w:t>
+      </w:r>
+      <w:r>
+        <w:t xml:space="preserve"> М.: ООО «1С-Паблишинг», 2020. </w:t>
+      </w:r>
+      <w:r>
+        <w:t>–</w:t>
+      </w:r>
+      <w:r>
+        <w:t xml:space="preserve"> 419 с.</w:t>
+      </w:r>
     </w:p>
     <w:p>
       <w:pPr>
@@ -3139,8 +5342,8 @@
       </w:pPr>
     </w:p>
     <w:sectPr>
-      <w:footerReference w:type="default" r:id="rId10"/>
-      <w:footerReference w:type="first" r:id="rId11"/>
+      <w:footerReference w:type="default" r:id="rId29"/>
+      <w:footerReference w:type="first" r:id="rId30"/>
       <w:pgSz w:w="11906" w:h="16838" w:code="9"/>
       <w:pgMar w:top="1134" w:right="567" w:bottom="1134" w:left="1701" w:header="567" w:footer="624" w:gutter="0"/>
       <w:cols w:space="708"/>
@@ -4396,6 +6599,232 @@
     </w:lvl>
   </w:abstractNum>
   <w:abstractNum w:abstractNumId="9" w15:restartNumberingAfterBreak="0">
+    <w:nsid w:val="519A40B9"/>
+    <w:multiLevelType w:val="multilevel"/>
+    <w:tmpl w:val="9676B5F0"/>
+    <w:lvl w:ilvl="0">
+      <w:start w:val="1"/>
+      <w:numFmt w:val="decimal"/>
+      <w:lvlText w:val="%1."/>
+      <w:lvlJc w:val="left"/>
+      <w:pPr>
+        <w:tabs>
+          <w:tab w:val="num" w:pos="720"/>
+        </w:tabs>
+        <w:ind w:left="720" w:hanging="360"/>
+      </w:pPr>
+    </w:lvl>
+    <w:lvl w:ilvl="1" w:tentative="1">
+      <w:start w:val="1"/>
+      <w:numFmt w:val="decimal"/>
+      <w:lvlText w:val="%2."/>
+      <w:lvlJc w:val="left"/>
+      <w:pPr>
+        <w:tabs>
+          <w:tab w:val="num" w:pos="1440"/>
+        </w:tabs>
+        <w:ind w:left="1440" w:hanging="360"/>
+      </w:pPr>
+    </w:lvl>
+    <w:lvl w:ilvl="2" w:tentative="1">
+      <w:start w:val="1"/>
+      <w:numFmt w:val="decimal"/>
+      <w:lvlText w:val="%3."/>
+      <w:lvlJc w:val="left"/>
+      <w:pPr>
+        <w:tabs>
+          <w:tab w:val="num" w:pos="2160"/>
+        </w:tabs>
+        <w:ind w:left="2160" w:hanging="360"/>
+      </w:pPr>
+    </w:lvl>
+    <w:lvl w:ilvl="3" w:tentative="1">
+      <w:start w:val="1"/>
+      <w:numFmt w:val="decimal"/>
+      <w:lvlText w:val="%4."/>
+      <w:lvlJc w:val="left"/>
+      <w:pPr>
+        <w:tabs>
+          <w:tab w:val="num" w:pos="2880"/>
+        </w:tabs>
+        <w:ind w:left="2880" w:hanging="360"/>
+      </w:pPr>
+    </w:lvl>
+    <w:lvl w:ilvl="4" w:tentative="1">
+      <w:start w:val="1"/>
+      <w:numFmt w:val="decimal"/>
+      <w:lvlText w:val="%5."/>
+      <w:lvlJc w:val="left"/>
+      <w:pPr>
+        <w:tabs>
+          <w:tab w:val="num" w:pos="3600"/>
+        </w:tabs>
+        <w:ind w:left="3600" w:hanging="360"/>
+      </w:pPr>
+    </w:lvl>
+    <w:lvl w:ilvl="5" w:tentative="1">
+      <w:start w:val="1"/>
+      <w:numFmt w:val="decimal"/>
+      <w:lvlText w:val="%6."/>
+      <w:lvlJc w:val="left"/>
+      <w:pPr>
+        <w:tabs>
+          <w:tab w:val="num" w:pos="4320"/>
+        </w:tabs>
+        <w:ind w:left="4320" w:hanging="360"/>
+      </w:pPr>
+    </w:lvl>
+    <w:lvl w:ilvl="6" w:tentative="1">
+      <w:start w:val="1"/>
+      <w:numFmt w:val="decimal"/>
+      <w:lvlText w:val="%7."/>
+      <w:lvlJc w:val="left"/>
+      <w:pPr>
+        <w:tabs>
+          <w:tab w:val="num" w:pos="5040"/>
+        </w:tabs>
+        <w:ind w:left="5040" w:hanging="360"/>
+      </w:pPr>
+    </w:lvl>
+    <w:lvl w:ilvl="7" w:tentative="1">
+      <w:start w:val="1"/>
+      <w:numFmt w:val="decimal"/>
+      <w:lvlText w:val="%8."/>
+      <w:lvlJc w:val="left"/>
+      <w:pPr>
+        <w:tabs>
+          <w:tab w:val="num" w:pos="5760"/>
+        </w:tabs>
+        <w:ind w:left="5760" w:hanging="360"/>
+      </w:pPr>
+    </w:lvl>
+    <w:lvl w:ilvl="8" w:tentative="1">
+      <w:start w:val="1"/>
+      <w:numFmt w:val="decimal"/>
+      <w:lvlText w:val="%9."/>
+      <w:lvlJc w:val="left"/>
+      <w:pPr>
+        <w:tabs>
+          <w:tab w:val="num" w:pos="6480"/>
+        </w:tabs>
+        <w:ind w:left="6480" w:hanging="360"/>
+      </w:pPr>
+    </w:lvl>
+  </w:abstractNum>
+  <w:abstractNum w:abstractNumId="10" w15:restartNumberingAfterBreak="0">
+    <w:nsid w:val="51E45432"/>
+    <w:multiLevelType w:val="multilevel"/>
+    <w:tmpl w:val="8DBE4612"/>
+    <w:lvl w:ilvl="0">
+      <w:start w:val="1"/>
+      <w:numFmt w:val="decimal"/>
+      <w:lvlText w:val="%1."/>
+      <w:lvlJc w:val="left"/>
+      <w:pPr>
+        <w:ind w:left="492" w:hanging="492"/>
+      </w:pPr>
+      <w:rPr>
+        <w:rFonts w:hint="default"/>
+      </w:rPr>
+    </w:lvl>
+    <w:lvl w:ilvl="1">
+      <w:start w:val="1"/>
+      <w:numFmt w:val="decimal"/>
+      <w:lvlText w:val="%1.%2."/>
+      <w:lvlJc w:val="left"/>
+      <w:pPr>
+        <w:ind w:left="1429" w:hanging="720"/>
+      </w:pPr>
+      <w:rPr>
+        <w:rFonts w:hint="default"/>
+      </w:rPr>
+    </w:lvl>
+    <w:lvl w:ilvl="2">
+      <w:start w:val="1"/>
+      <w:numFmt w:val="decimal"/>
+      <w:lvlText w:val="%1.%2.%3."/>
+      <w:lvlJc w:val="left"/>
+      <w:pPr>
+        <w:ind w:left="2138" w:hanging="720"/>
+      </w:pPr>
+      <w:rPr>
+        <w:rFonts w:hint="default"/>
+      </w:rPr>
+    </w:lvl>
+    <w:lvl w:ilvl="3">
+      <w:start w:val="1"/>
+      <w:numFmt w:val="decimal"/>
+      <w:lvlText w:val="%1.%2.%3.%4."/>
+      <w:lvlJc w:val="left"/>
+      <w:pPr>
+        <w:ind w:left="3207" w:hanging="1080"/>
+      </w:pPr>
+      <w:rPr>
+        <w:rFonts w:hint="default"/>
+      </w:rPr>
+    </w:lvl>
+    <w:lvl w:ilvl="4">
+      <w:start w:val="1"/>
+      <w:numFmt w:val="decimal"/>
+      <w:lvlText w:val="%1.%2.%3.%4.%5."/>
+      <w:lvlJc w:val="left"/>
+      <w:pPr>
+        <w:ind w:left="3916" w:hanging="1080"/>
+      </w:pPr>
+      <w:rPr>
+        <w:rFonts w:hint="default"/>
+      </w:rPr>
+    </w:lvl>
+    <w:lvl w:ilvl="5">
+      <w:start w:val="1"/>
+      <w:numFmt w:val="decimal"/>
+      <w:lvlText w:val="%1.%2.%3.%4.%5.%6."/>
+      <w:lvlJc w:val="left"/>
+      <w:pPr>
+        <w:ind w:left="4985" w:hanging="1440"/>
+      </w:pPr>
+      <w:rPr>
+        <w:rFonts w:hint="default"/>
+      </w:rPr>
+    </w:lvl>
+    <w:lvl w:ilvl="6">
+      <w:start w:val="1"/>
+      <w:numFmt w:val="decimal"/>
+      <w:lvlText w:val="%1.%2.%3.%4.%5.%6.%7."/>
+      <w:lvlJc w:val="left"/>
+      <w:pPr>
+        <w:ind w:left="6054" w:hanging="1800"/>
+      </w:pPr>
+      <w:rPr>
+        <w:rFonts w:hint="default"/>
+      </w:rPr>
+    </w:lvl>
+    <w:lvl w:ilvl="7">
+      <w:start w:val="1"/>
+      <w:numFmt w:val="decimal"/>
+      <w:lvlText w:val="%1.%2.%3.%4.%5.%6.%7.%8."/>
+      <w:lvlJc w:val="left"/>
+      <w:pPr>
+        <w:ind w:left="6763" w:hanging="1800"/>
+      </w:pPr>
+      <w:rPr>
+        <w:rFonts w:hint="default"/>
+      </w:rPr>
+    </w:lvl>
+    <w:lvl w:ilvl="8">
+      <w:start w:val="1"/>
+      <w:numFmt w:val="decimal"/>
+      <w:lvlText w:val="%1.%2.%3.%4.%5.%6.%7.%8.%9."/>
+      <w:lvlJc w:val="left"/>
+      <w:pPr>
+        <w:ind w:left="7832" w:hanging="2160"/>
+      </w:pPr>
+      <w:rPr>
+        <w:rFonts w:hint="default"/>
+      </w:rPr>
+    </w:lvl>
+  </w:abstractNum>
+  <w:abstractNum w:abstractNumId="11" w15:restartNumberingAfterBreak="0">
     <w:nsid w:val="67D51671"/>
     <w:multiLevelType w:val="multilevel"/>
     <w:tmpl w:val="39AA8196"/>
@@ -4544,7 +6973,120 @@
       </w:rPr>
     </w:lvl>
   </w:abstractNum>
-  <w:abstractNum w:abstractNumId="10" w15:restartNumberingAfterBreak="0">
+  <w:abstractNum w:abstractNumId="12" w15:restartNumberingAfterBreak="0">
+    <w:nsid w:val="6FF844B8"/>
+    <w:multiLevelType w:val="multilevel"/>
+    <w:tmpl w:val="EE4A4556"/>
+    <w:lvl w:ilvl="0">
+      <w:start w:val="1"/>
+      <w:numFmt w:val="decimal"/>
+      <w:lvlText w:val="%1."/>
+      <w:lvlJc w:val="left"/>
+      <w:pPr>
+        <w:ind w:left="492" w:hanging="492"/>
+      </w:pPr>
+      <w:rPr>
+        <w:rFonts w:hint="default"/>
+      </w:rPr>
+    </w:lvl>
+    <w:lvl w:ilvl="1">
+      <w:start w:val="1"/>
+      <w:numFmt w:val="decimal"/>
+      <w:lvlText w:val="%2."/>
+      <w:lvlJc w:val="left"/>
+      <w:pPr>
+        <w:ind w:left="1429" w:hanging="720"/>
+      </w:pPr>
+      <w:rPr>
+        <w:rFonts w:hint="default"/>
+      </w:rPr>
+    </w:lvl>
+    <w:lvl w:ilvl="2">
+      <w:start w:val="1"/>
+      <w:numFmt w:val="decimal"/>
+      <w:lvlText w:val="%1.%2.%3."/>
+      <w:lvlJc w:val="left"/>
+      <w:pPr>
+        <w:ind w:left="2138" w:hanging="720"/>
+      </w:pPr>
+      <w:rPr>
+        <w:rFonts w:hint="default"/>
+      </w:rPr>
+    </w:lvl>
+    <w:lvl w:ilvl="3">
+      <w:start w:val="1"/>
+      <w:numFmt w:val="decimal"/>
+      <w:lvlText w:val="%1.%2.%3.%4."/>
+      <w:lvlJc w:val="left"/>
+      <w:pPr>
+        <w:ind w:left="3207" w:hanging="1080"/>
+      </w:pPr>
+      <w:rPr>
+        <w:rFonts w:hint="default"/>
+      </w:rPr>
+    </w:lvl>
+    <w:lvl w:ilvl="4">
+      <w:start w:val="1"/>
+      <w:numFmt w:val="decimal"/>
+      <w:lvlText w:val="%1.%2.%3.%4.%5."/>
+      <w:lvlJc w:val="left"/>
+      <w:pPr>
+        <w:ind w:left="3916" w:hanging="1080"/>
+      </w:pPr>
+      <w:rPr>
+        <w:rFonts w:hint="default"/>
+      </w:rPr>
+    </w:lvl>
+    <w:lvl w:ilvl="5">
+      <w:start w:val="1"/>
+      <w:numFmt w:val="decimal"/>
+      <w:lvlText w:val="%1.%2.%3.%4.%5.%6."/>
+      <w:lvlJc w:val="left"/>
+      <w:pPr>
+        <w:ind w:left="4985" w:hanging="1440"/>
+      </w:pPr>
+      <w:rPr>
+        <w:rFonts w:hint="default"/>
+      </w:rPr>
+    </w:lvl>
+    <w:lvl w:ilvl="6">
+      <w:start w:val="1"/>
+      <w:numFmt w:val="decimal"/>
+      <w:lvlText w:val="%1.%2.%3.%4.%5.%6.%7."/>
+      <w:lvlJc w:val="left"/>
+      <w:pPr>
+        <w:ind w:left="6054" w:hanging="1800"/>
+      </w:pPr>
+      <w:rPr>
+        <w:rFonts w:hint="default"/>
+      </w:rPr>
+    </w:lvl>
+    <w:lvl w:ilvl="7">
+      <w:start w:val="1"/>
+      <w:numFmt w:val="decimal"/>
+      <w:lvlText w:val="%1.%2.%3.%4.%5.%6.%7.%8."/>
+      <w:lvlJc w:val="left"/>
+      <w:pPr>
+        <w:ind w:left="6763" w:hanging="1800"/>
+      </w:pPr>
+      <w:rPr>
+        <w:rFonts w:hint="default"/>
+      </w:rPr>
+    </w:lvl>
+    <w:lvl w:ilvl="8">
+      <w:start w:val="1"/>
+      <w:numFmt w:val="decimal"/>
+      <w:lvlText w:val="%1.%2.%3.%4.%5.%6.%7.%8.%9."/>
+      <w:lvlJc w:val="left"/>
+      <w:pPr>
+        <w:ind w:left="7832" w:hanging="2160"/>
+      </w:pPr>
+      <w:rPr>
+        <w:rFonts w:hint="default"/>
+      </w:rPr>
+    </w:lvl>
+  </w:abstractNum>
+  <w:abstractNum w:abstractNumId="13" w15:restartNumberingAfterBreak="0">
     <w:nsid w:val="75935A14"/>
     <w:multiLevelType w:val="multilevel"/>
     <w:tmpl w:val="1A5A3812"/>
@@ -4657,7 +7199,7 @@
       </w:pPr>
     </w:lvl>
   </w:abstractNum>
-  <w:abstractNum w:abstractNumId="11" w15:restartNumberingAfterBreak="0">
+  <w:abstractNum w:abstractNumId="14" w15:restartNumberingAfterBreak="0">
     <w:nsid w:val="75BF71B1"/>
     <w:multiLevelType w:val="hybridMultilevel"/>
     <w:tmpl w:val="A5F06A58"/>
@@ -4786,7 +7328,7 @@
     <w:abstractNumId w:val="0"/>
   </w:num>
   <w:num w:numId="6">
-    <w:abstractNumId w:val="9"/>
+    <w:abstractNumId w:val="11"/>
   </w:num>
   <w:num w:numId="7">
     <w:abstractNumId w:val="4"/>
@@ -4795,16 +7337,25 @@
     <w:abstractNumId w:val="2"/>
   </w:num>
   <w:num w:numId="9">
-    <w:abstractNumId w:val="10"/>
+    <w:abstractNumId w:val="13"/>
   </w:num>
   <w:num w:numId="10">
     <w:abstractNumId w:val="5"/>
   </w:num>
   <w:num w:numId="11">
-    <w:abstractNumId w:val="11"/>
+    <w:abstractNumId w:val="14"/>
   </w:num>
   <w:num w:numId="12">
     <w:abstractNumId w:val="6"/>
+  </w:num>
+  <w:num w:numId="13">
+    <w:abstractNumId w:val="10"/>
+  </w:num>
+  <w:num w:numId="14">
+    <w:abstractNumId w:val="9"/>
+  </w:num>
+  <w:num w:numId="15">
+    <w:abstractNumId w:val="12"/>
   </w:num>
 </w:numbering>
 </file>
@@ -5410,7 +7961,6 @@
   <w:style w:type="character" w:default="1" w:styleId="a0">
     <w:name w:val="Default Paragraph Font"/>
     <w:uiPriority w:val="1"/>
-    <w:semiHidden/>
     <w:unhideWhenUsed/>
   </w:style>
   <w:style w:type="table" w:default="1" w:styleId="a1">
@@ -5807,7 +8357,7 @@
     <w:basedOn w:val="1"/>
     <w:link w:val="12"/>
     <w:qFormat/>
-    <w:rsid w:val="00E75E61"/>
+    <w:rsid w:val="00184068"/>
     <w:pPr>
       <w:spacing w:before="0" w:after="0" w:line="360" w:lineRule="auto"/>
       <w:ind w:firstLine="709"/>
@@ -5815,6 +8365,7 @@
     </w:pPr>
     <w:rPr>
       <w:rFonts w:ascii="Times New Roman" w:hAnsi="Times New Roman" w:cs="Times New Roman"/>
+      <w:b/>
       <w:color w:val="auto"/>
       <w:sz w:val="28"/>
       <w:szCs w:val="28"/>
@@ -5824,9 +8375,10 @@
     <w:name w:val="Заг1 Знак"/>
     <w:basedOn w:val="10"/>
     <w:link w:val="11"/>
-    <w:rsid w:val="00E75E61"/>
+    <w:rsid w:val="00184068"/>
     <w:rPr>
       <w:rFonts w:ascii="Times New Roman" w:eastAsiaTheme="majorEastAsia" w:hAnsi="Times New Roman" w:cs="Times New Roman"/>
+      <w:b/>
       <w:color w:val="0F4761" w:themeColor="accent1" w:themeShade="BF"/>
       <w:sz w:val="28"/>
       <w:szCs w:val="28"/>
@@ -5927,10 +8479,11 @@
     <w:basedOn w:val="2"/>
     <w:link w:val="24"/>
     <w:qFormat/>
-    <w:rsid w:val="006D58E0"/>
+    <w:rsid w:val="00184068"/>
     <w:pPr>
       <w:spacing w:before="0" w:after="0" w:line="360" w:lineRule="auto"/>
       <w:ind w:firstLine="709"/>
+      <w:jc w:val="center"/>
     </w:pPr>
     <w:rPr>
       <w:rFonts w:ascii="Times New Roman" w:eastAsia="Times New Roman" w:hAnsi="Times New Roman" w:cs="Times New Roman"/>
@@ -5944,7 +8497,7 @@
     <w:name w:val="Заг2 Знак"/>
     <w:basedOn w:val="20"/>
     <w:link w:val="23"/>
-    <w:rsid w:val="006D58E0"/>
+    <w:rsid w:val="00184068"/>
     <w:rPr>
       <w:rFonts w:ascii="Times New Roman" w:eastAsia="Times New Roman" w:hAnsi="Times New Roman" w:cs="Times New Roman"/>
       <w:color w:val="0F4761" w:themeColor="accent1" w:themeShade="BF"/>
